--- a/Course/2 Component 2 - Algorithms and Programming/2.3 Algorithms/2.3.1 Algorithms/4 Homework (editable).docx
+++ b/Course/2 Component 2 - Algorithms and Programming/2.3 Algorithms/2.3.1 Algorithms/4 Homework (editable).docx
@@ -7,62 +7,26 @@
         <w:pStyle w:val="Heading1"/>
       </w:pPr>
       <w:r>
+        <w:rPr>
+          <w:b w:val="0"/>
+          <w:i w:val="0"/>
+        </w:rPr>
         <w:t>Homework — 2.3.1 Algorithms</w:t>
       </w:r>
     </w:p>
     <w:p>
       <w:r>
-        <w:t xml:space="preserve">Name: </w:t>
-      </w:r>
-      <w:r>
         <w:rPr>
-          <w:b/>
+          <w:b w:val="0"/>
+          <w:i w:val="0"/>
         </w:rPr>
-        <w:t>_</w:t>
-      </w:r>
-      <w:r>
-        <w:rPr>
-          <w:b/>
-        </w:rPr>
-        <w:t>_</w:t>
-      </w:r>
-      <w:r>
-        <w:rPr>
-          <w:b/>
-        </w:rPr>
-        <w:t>_</w:t>
-      </w:r>
-      <w:r>
-        <w:rPr>
-          <w:b/>
-        </w:rPr>
-        <w:t>_</w:t>
-      </w:r>
-      <w:r>
-        <w:rPr>
-          <w:b/>
-        </w:rPr>
-        <w:t xml:space="preserve">   Date: </w:t>
-      </w:r>
-      <w:r>
-        <w:rPr>
-          <w:b/>
-        </w:rPr>
-        <w:t>_</w:t>
-      </w:r>
-      <w:r>
-        <w:rPr>
-          <w:b/>
-        </w:rPr>
-        <w:t xml:space="preserve">_   Mark: </w:t>
-      </w:r>
-      <w:r>
-        <w:t>____ / 25</w:t>
+        <w:t>Name: ______________________   Date: __________   Mark: ______ / 25</w:t>
       </w:r>
     </w:p>
     <w:p>
       <w:r>
         <w:rPr>
+          <w:b w:val="0"/>
           <w:i/>
         </w:rPr>
         <w:t>OCR H446 — set after the 2.3.1 lesson. Show traces/working.</w:t>
@@ -73,6 +37,10 @@
         <w:pStyle w:val="Heading2"/>
       </w:pPr>
       <w:r>
+        <w:rPr>
+          <w:b w:val="0"/>
+          <w:i w:val="0"/>
+        </w:rPr>
         <w:t>Part A — This week's topic (~14 marks)</w:t>
       </w:r>
     </w:p>
@@ -80,28 +48,43 @@
       <w:r>
         <w:rPr>
           <w:b/>
+          <w:i w:val="0"/>
         </w:rPr>
         <w:t>1.</w:t>
       </w:r>
       <w:r>
+        <w:rPr>
+          <w:b w:val="0"/>
+          <w:i w:val="0"/>
+        </w:rPr>
         <w:t xml:space="preserve"> A search algorithm halves the portion of a sorted list it is examining on every step.</w:t>
       </w:r>
     </w:p>
     <w:p>
       <w:r>
+        <w:rPr>
+          <w:b w:val="0"/>
+          <w:i w:val="0"/>
+        </w:rPr>
         <w:t xml:space="preserve">(a) State its Big O time complexity. </w:t>
       </w:r>
       <w:r>
         <w:rPr>
           <w:b/>
+          <w:i w:val="0"/>
         </w:rPr>
         <w:t>[1]</w:t>
       </w:r>
       <w:r>
+        <w:rPr>
+          <w:b w:val="0"/>
+          <w:i w:val="0"/>
+        </w:rPr>
         <w:t xml:space="preserve"> </w:t>
       </w:r>
       <w:r>
         <w:rPr>
+          <w:b w:val="0"/>
           <w:i/>
         </w:rPr>
         <w:t>(AO1)</w:t>
@@ -132,37 +115,57 @@
     </w:p>
     <w:p>
       <w:r>
+        <w:rPr>
+          <w:b w:val="0"/>
+          <w:i w:val="0"/>
+        </w:rPr>
         <w:t xml:space="preserve">(b) </w:t>
       </w:r>
       <w:r>
         <w:rPr>
           <w:b/>
+          <w:i w:val="0"/>
         </w:rPr>
         <w:t>Justify</w:t>
       </w:r>
       <w:r>
+        <w:rPr>
+          <w:b w:val="0"/>
+          <w:i w:val="0"/>
+        </w:rPr>
         <w:t xml:space="preserve"> this complexity in one sentence, and state the </w:t>
       </w:r>
       <w:r>
         <w:rPr>
           <w:b/>
+          <w:i w:val="0"/>
         </w:rPr>
         <w:t>precondition</w:t>
       </w:r>
       <w:r>
+        <w:rPr>
+          <w:b w:val="0"/>
+          <w:i w:val="0"/>
+        </w:rPr>
         <w:t xml:space="preserve"> the list must satisfy. </w:t>
       </w:r>
       <w:r>
         <w:rPr>
           <w:b/>
+          <w:i w:val="0"/>
         </w:rPr>
         <w:t>[1]</w:t>
       </w:r>
       <w:r>
+        <w:rPr>
+          <w:b w:val="0"/>
+          <w:i w:val="0"/>
+        </w:rPr>
         <w:t xml:space="preserve"> </w:t>
       </w:r>
       <w:r>
         <w:rPr>
+          <w:b w:val="0"/>
           <w:i/>
         </w:rPr>
         <w:t>(AO2)</w:t>
@@ -195,41 +198,62 @@
       <w:r>
         <w:rPr>
           <w:b/>
+          <w:i w:val="0"/>
         </w:rPr>
         <w:t>2.</w:t>
       </w:r>
       <w:r>
+        <w:rPr>
+          <w:b w:val="0"/>
+          <w:i w:val="0"/>
+        </w:rPr>
         <w:t xml:space="preserve"> Trace a </w:t>
       </w:r>
       <w:r>
         <w:rPr>
           <w:b/>
+          <w:i w:val="0"/>
         </w:rPr>
         <w:t>bubble sort</w:t>
       </w:r>
       <w:r>
+        <w:rPr>
+          <w:b w:val="0"/>
+          <w:i w:val="0"/>
+        </w:rPr>
         <w:t xml:space="preserve"> (one pass = compare adjacent pairs left-to-right, swapping if out of order) on the list below. Show the list </w:t>
       </w:r>
       <w:r>
         <w:rPr>
           <w:b/>
+          <w:i w:val="0"/>
         </w:rPr>
         <w:t>after each complete pass</w:t>
       </w:r>
       <w:r>
+        <w:rPr>
+          <w:b w:val="0"/>
+          <w:i w:val="0"/>
+        </w:rPr>
         <w:t xml:space="preserve"> until it is sorted. </w:t>
       </w:r>
       <w:r>
         <w:rPr>
           <w:b/>
+          <w:i w:val="0"/>
         </w:rPr>
         <w:t>[3]</w:t>
       </w:r>
       <w:r>
+        <w:rPr>
+          <w:b w:val="0"/>
+          <w:i w:val="0"/>
+        </w:rPr>
         <w:t xml:space="preserve"> </w:t>
       </w:r>
       <w:r>
         <w:rPr>
+          <w:b w:val="0"/>
           <w:i/>
         </w:rPr>
         <w:t>(AO2)</w:t>
@@ -269,11 +293,17 @@
     </w:p>
     <w:p>
       <w:r>
+        <w:rPr>
+          <w:b w:val="0"/>
+          <w:i w:val="0"/>
+        </w:rPr>
         <w:t xml:space="preserve">Start: </w:t>
       </w:r>
       <w:r>
         <w:rPr>
           <w:rFonts w:ascii="Consolas" w:hAnsi="Consolas"/>
+          <w:b w:val="0"/>
+          <w:i w:val="0"/>
           <w:sz w:val="19"/>
         </w:rPr>
         <w:t>[6, 2, 9, 4, 1]</w:t>
@@ -308,6 +338,7 @@
             <w:r>
               <w:rPr>
                 <w:b/>
+                <w:i w:val="0"/>
               </w:rPr>
               <w:t>After pass</w:t>
             </w:r>
@@ -327,6 +358,7 @@
             <w:r>
               <w:rPr>
                 <w:b/>
+                <w:i w:val="0"/>
               </w:rPr>
               <w:t>Item 1</w:t>
             </w:r>
@@ -346,6 +378,7 @@
             <w:r>
               <w:rPr>
                 <w:b/>
+                <w:i w:val="0"/>
               </w:rPr>
               <w:t>Item 2</w:t>
             </w:r>
@@ -365,6 +398,7 @@
             <w:r>
               <w:rPr>
                 <w:b/>
+                <w:i w:val="0"/>
               </w:rPr>
               <w:t>Item 3</w:t>
             </w:r>
@@ -384,6 +418,7 @@
             <w:r>
               <w:rPr>
                 <w:b/>
+                <w:i w:val="0"/>
               </w:rPr>
               <w:t>Item 4</w:t>
             </w:r>
@@ -403,6 +438,7 @@
             <w:r>
               <w:rPr>
                 <w:b/>
+                <w:i w:val="0"/>
               </w:rPr>
               <w:t>Item 5</w:t>
             </w:r>
@@ -417,6 +453,10 @@
           <w:p>
             <w:r/>
             <w:r>
+              <w:rPr>
+                <w:b w:val="0"/>
+                <w:i w:val="0"/>
+              </w:rPr>
               <w:t>Pass 1</w:t>
             </w:r>
           </w:p>
@@ -470,6 +510,10 @@
           <w:p>
             <w:r/>
             <w:r>
+              <w:rPr>
+                <w:b w:val="0"/>
+                <w:i w:val="0"/>
+              </w:rPr>
               <w:t>Pass 2</w:t>
             </w:r>
           </w:p>
@@ -523,6 +567,10 @@
           <w:p>
             <w:r/>
             <w:r>
+              <w:rPr>
+                <w:b w:val="0"/>
+                <w:i w:val="0"/>
+              </w:rPr>
               <w:t>Pass 3</w:t>
             </w:r>
           </w:p>
@@ -576,6 +624,10 @@
           <w:p>
             <w:r/>
             <w:r>
+              <w:rPr>
+                <w:b w:val="0"/>
+                <w:i w:val="0"/>
+              </w:rPr>
               <w:t>Pass 4</w:t>
             </w:r>
           </w:p>
@@ -627,28 +679,43 @@
       <w:r>
         <w:rPr>
           <w:b/>
+          <w:i w:val="0"/>
         </w:rPr>
         <w:t>3.</w:t>
       </w:r>
       <w:r>
+        <w:rPr>
+          <w:b w:val="0"/>
+          <w:i w:val="0"/>
+        </w:rPr>
         <w:t xml:space="preserve"> A </w:t>
       </w:r>
       <w:r>
         <w:rPr>
           <w:b/>
+          <w:i w:val="0"/>
         </w:rPr>
         <w:t>binary search</w:t>
       </w:r>
       <w:r>
+        <w:rPr>
+          <w:b w:val="0"/>
+          <w:i w:val="0"/>
+        </w:rPr>
         <w:t xml:space="preserve"> is performed on the sorted list below to find the value </w:t>
       </w:r>
       <w:r>
         <w:rPr>
           <w:b/>
+          <w:i w:val="0"/>
         </w:rPr>
         <w:t>31</w:t>
       </w:r>
       <w:r>
+        <w:rPr>
+          <w:b w:val="0"/>
+          <w:i w:val="0"/>
+        </w:rPr>
         <w:t>.</w:t>
       </w:r>
     </w:p>
@@ -656,29 +723,45 @@
       <w:r>
         <w:rPr>
           <w:rFonts w:ascii="Consolas" w:hAnsi="Consolas"/>
+          <w:b w:val="0"/>
+          <w:i w:val="0"/>
           <w:sz w:val="19"/>
         </w:rPr>
         <w:t>[4, 9, 15, 18, 23, 27, 31, 42, 56]</w:t>
       </w:r>
       <w:r>
+        <w:rPr>
+          <w:b w:val="0"/>
+          <w:i w:val="0"/>
+        </w:rPr>
         <w:t xml:space="preserve">   (indices 0–8)</w:t>
       </w:r>
     </w:p>
     <w:p>
       <w:r>
+        <w:rPr>
+          <w:b w:val="0"/>
+          <w:i w:val="0"/>
+        </w:rPr>
         <w:t xml:space="preserve">Complete the trace table (use integer division for mid). Show each step until the value is found. </w:t>
       </w:r>
       <w:r>
         <w:rPr>
           <w:b/>
+          <w:i w:val="0"/>
         </w:rPr>
         <w:t>[3]</w:t>
       </w:r>
       <w:r>
+        <w:rPr>
+          <w:b w:val="0"/>
+          <w:i w:val="0"/>
+        </w:rPr>
         <w:t xml:space="preserve"> </w:t>
       </w:r>
       <w:r>
         <w:rPr>
+          <w:b w:val="0"/>
           <w:i/>
         </w:rPr>
         <w:t>(AO2)</w:t>
@@ -745,6 +828,7 @@
             <w:r>
               <w:rPr>
                 <w:b/>
+                <w:i w:val="0"/>
               </w:rPr>
               <w:t>Step</w:t>
             </w:r>
@@ -764,6 +848,7 @@
             <w:r>
               <w:rPr>
                 <w:b/>
+                <w:i w:val="0"/>
               </w:rPr>
               <w:t>low</w:t>
             </w:r>
@@ -783,6 +868,7 @@
             <w:r>
               <w:rPr>
                 <w:b/>
+                <w:i w:val="0"/>
               </w:rPr>
               <w:t>high</w:t>
             </w:r>
@@ -802,6 +888,7 @@
             <w:r>
               <w:rPr>
                 <w:b/>
+                <w:i w:val="0"/>
               </w:rPr>
               <w:t>mid (index)</w:t>
             </w:r>
@@ -821,6 +908,7 @@
             <w:r>
               <w:rPr>
                 <w:b/>
+                <w:i w:val="0"/>
               </w:rPr>
               <w:t>value at mid</w:t>
             </w:r>
@@ -840,6 +928,7 @@
             <w:r>
               <w:rPr>
                 <w:b/>
+                <w:i w:val="0"/>
               </w:rPr>
               <w:t>&lt; = &gt; target?</w:t>
             </w:r>
@@ -854,6 +943,10 @@
           <w:p>
             <w:r/>
             <w:r>
+              <w:rPr>
+                <w:b w:val="0"/>
+                <w:i w:val="0"/>
+              </w:rPr>
               <w:t>1</w:t>
             </w:r>
           </w:p>
@@ -907,6 +1000,10 @@
           <w:p>
             <w:r/>
             <w:r>
+              <w:rPr>
+                <w:b w:val="0"/>
+                <w:i w:val="0"/>
+              </w:rPr>
               <w:t>2</w:t>
             </w:r>
           </w:p>
@@ -956,46 +1053,26 @@
     <w:p/>
     <w:p>
       <w:r>
-        <w:t xml:space="preserve">State the result: </w:t>
-      </w:r>
-      <w:r>
         <w:rPr>
-          <w:b/>
+          <w:b w:val="0"/>
+          <w:i w:val="0"/>
         </w:rPr>
-        <w:t>_</w:t>
-      </w:r>
-      <w:r>
-        <w:rPr>
-          <w:b/>
-        </w:rPr>
-        <w:t>_</w:t>
-      </w:r>
-      <w:r>
-        <w:rPr>
-          <w:b/>
-        </w:rPr>
-        <w:t>_</w:t>
-      </w:r>
-      <w:r>
-        <w:rPr>
-          <w:b/>
-        </w:rPr>
-        <w:t>_</w:t>
-      </w:r>
-      <w:r>
-        <w:rPr>
-          <w:b/>
-        </w:rPr>
+        <w:t>State the result: ________________________</w:t>
       </w:r>
     </w:p>
     <w:p>
       <w:r>
         <w:rPr>
           <w:b/>
+          <w:i w:val="0"/>
         </w:rPr>
         <w:t>4.</w:t>
       </w:r>
       <w:r>
+        <w:rPr>
+          <w:b w:val="0"/>
+          <w:i w:val="0"/>
+        </w:rPr>
         <w:t xml:space="preserve"> Consider the binary search tree below.</w:t>
       </w:r>
     </w:p>
@@ -1021,10 +1098,15 @@
     </w:p>
     <w:p>
       <w:r>
+        <w:rPr>
+          <w:b w:val="0"/>
+          <w:i w:val="0"/>
+        </w:rPr>
         <w:t xml:space="preserve">Write the output of each traversal below. </w:t>
       </w:r>
       <w:r>
         <w:rPr>
+          <w:b w:val="0"/>
           <w:i/>
         </w:rPr>
         <w:t>(AO2)</w:t>
@@ -1032,47 +1114,30 @@
     </w:p>
     <w:p>
       <w:r>
+        <w:rPr>
+          <w:b w:val="0"/>
+          <w:i w:val="0"/>
+        </w:rPr>
         <w:t xml:space="preserve">(a) </w:t>
       </w:r>
       <w:r>
         <w:rPr>
           <w:b/>
+          <w:i w:val="0"/>
         </w:rPr>
         <w:t>In-order:</w:t>
       </w:r>
       <w:r>
-        <w:t xml:space="preserve"> </w:t>
+        <w:rPr>
+          <w:b w:val="0"/>
+          <w:i w:val="0"/>
+        </w:rPr>
+        <w:t xml:space="preserve"> ________________________ </w:t>
       </w:r>
       <w:r>
         <w:rPr>
           <w:b/>
-        </w:rPr>
-        <w:t>_</w:t>
-      </w:r>
-      <w:r>
-        <w:rPr>
-          <w:b/>
-        </w:rPr>
-        <w:t>_</w:t>
-      </w:r>
-      <w:r>
-        <w:rPr>
-          <w:b/>
-        </w:rPr>
-        <w:t>_</w:t>
-      </w:r>
-      <w:r>
-        <w:rPr>
-          <w:b/>
-        </w:rPr>
-        <w:t>_</w:t>
-      </w:r>
-      <w:r>
-        <w:t xml:space="preserve">____ </w:t>
-      </w:r>
-      <w:r>
-        <w:rPr>
-          <w:b/>
+          <w:i w:val="0"/>
         </w:rPr>
         <w:t>[1]</w:t>
       </w:r>
@@ -1095,47 +1160,30 @@
     </w:p>
     <w:p>
       <w:r>
+        <w:rPr>
+          <w:b w:val="0"/>
+          <w:i w:val="0"/>
+        </w:rPr>
         <w:t xml:space="preserve">(b) </w:t>
       </w:r>
       <w:r>
         <w:rPr>
           <w:b/>
+          <w:i w:val="0"/>
         </w:rPr>
         <w:t>Pre-order:</w:t>
       </w:r>
       <w:r>
-        <w:t xml:space="preserve"> </w:t>
+        <w:rPr>
+          <w:b w:val="0"/>
+          <w:i w:val="0"/>
+        </w:rPr>
+        <w:t xml:space="preserve"> ________________________ </w:t>
       </w:r>
       <w:r>
         <w:rPr>
           <w:b/>
-        </w:rPr>
-        <w:t>_</w:t>
-      </w:r>
-      <w:r>
-        <w:rPr>
-          <w:b/>
-        </w:rPr>
-        <w:t>_</w:t>
-      </w:r>
-      <w:r>
-        <w:rPr>
-          <w:b/>
-        </w:rPr>
-        <w:t>_</w:t>
-      </w:r>
-      <w:r>
-        <w:rPr>
-          <w:b/>
-        </w:rPr>
-        <w:t>_</w:t>
-      </w:r>
-      <w:r>
-        <w:t xml:space="preserve">____ </w:t>
-      </w:r>
-      <w:r>
-        <w:rPr>
-          <w:b/>
+          <w:i w:val="0"/>
         </w:rPr>
         <w:t>[1]</w:t>
       </w:r>
@@ -1158,47 +1206,30 @@
     </w:p>
     <w:p>
       <w:r>
+        <w:rPr>
+          <w:b w:val="0"/>
+          <w:i w:val="0"/>
+        </w:rPr>
         <w:t xml:space="preserve">(c) </w:t>
       </w:r>
       <w:r>
         <w:rPr>
           <w:b/>
+          <w:i w:val="0"/>
         </w:rPr>
         <w:t>Post-order:</w:t>
       </w:r>
       <w:r>
-        <w:t xml:space="preserve"> </w:t>
+        <w:rPr>
+          <w:b w:val="0"/>
+          <w:i w:val="0"/>
+        </w:rPr>
+        <w:t xml:space="preserve"> ________________________ </w:t>
       </w:r>
       <w:r>
         <w:rPr>
           <w:b/>
-        </w:rPr>
-        <w:t>_</w:t>
-      </w:r>
-      <w:r>
-        <w:rPr>
-          <w:b/>
-        </w:rPr>
-        <w:t>_</w:t>
-      </w:r>
-      <w:r>
-        <w:rPr>
-          <w:b/>
-        </w:rPr>
-        <w:t>_</w:t>
-      </w:r>
-      <w:r>
-        <w:rPr>
-          <w:b/>
-        </w:rPr>
-        <w:t>_</w:t>
-      </w:r>
-      <w:r>
-        <w:t xml:space="preserve">____ </w:t>
-      </w:r>
-      <w:r>
-        <w:rPr>
-          <w:b/>
+          <w:i w:val="0"/>
         </w:rPr>
         <w:t>[1]</w:t>
       </w:r>
@@ -1223,65 +1254,103 @@
       <w:r>
         <w:rPr>
           <w:b/>
+          <w:i w:val="0"/>
         </w:rPr>
         <w:t>5.</w:t>
       </w:r>
       <w:r>
+        <w:rPr>
+          <w:b w:val="0"/>
+          <w:i w:val="0"/>
+        </w:rPr>
         <w:t xml:space="preserve"> </w:t>
       </w:r>
       <w:r>
         <w:rPr>
           <w:b/>
+          <w:i w:val="0"/>
         </w:rPr>
         <w:t>Dijkstra's algorithm</w:t>
       </w:r>
       <w:r>
+        <w:rPr>
+          <w:b w:val="0"/>
+          <w:i w:val="0"/>
+        </w:rPr>
         <w:t xml:space="preserve"> is run on the weighted graph below, starting at node </w:t>
       </w:r>
       <w:r>
         <w:rPr>
           <w:b/>
+          <w:i w:val="0"/>
         </w:rPr>
         <w:t>A</w:t>
       </w:r>
       <w:r>
+        <w:rPr>
+          <w:b w:val="0"/>
+          <w:i w:val="0"/>
+        </w:rPr>
         <w:t>, to find the shortest distance to every other node.</w:t>
       </w:r>
     </w:p>
     <w:p>
       <w:r>
+        <w:rPr>
+          <w:b w:val="0"/>
+          <w:i w:val="0"/>
+        </w:rPr>
         <w:t>Edges (undirected, with weights):</w:t>
       </w:r>
     </w:p>
     <w:p>
       <w:r>
+        <w:rPr>
+          <w:b w:val="0"/>
+          <w:i w:val="0"/>
+        </w:rPr>
         <w:t>A–B = 2, A–C = 5, B–C = 1, B–D = 7, C–D = 3, C–E = 8, D–E = 2</w:t>
       </w:r>
     </w:p>
     <w:p>
       <w:r>
+        <w:rPr>
+          <w:b w:val="0"/>
+          <w:i w:val="0"/>
+        </w:rPr>
         <w:t xml:space="preserve">Complete the table of </w:t>
       </w:r>
       <w:r>
         <w:rPr>
           <w:b/>
+          <w:i w:val="0"/>
         </w:rPr>
         <w:t>final shortest distances</w:t>
       </w:r>
       <w:r>
+        <w:rPr>
+          <w:b w:val="0"/>
+          <w:i w:val="0"/>
+        </w:rPr>
         <w:t xml:space="preserve"> from A. </w:t>
       </w:r>
       <w:r>
         <w:rPr>
           <w:b/>
+          <w:i w:val="0"/>
         </w:rPr>
         <w:t>[3]</w:t>
       </w:r>
       <w:r>
+        <w:rPr>
+          <w:b w:val="0"/>
+          <w:i w:val="0"/>
+        </w:rPr>
         <w:t xml:space="preserve"> </w:t>
       </w:r>
       <w:r>
         <w:rPr>
+          <w:b w:val="0"/>
           <w:i/>
         </w:rPr>
         <w:t>(AO2)</w:t>
@@ -1345,6 +1414,7 @@
             <w:r>
               <w:rPr>
                 <w:b/>
+                <w:i w:val="0"/>
               </w:rPr>
               <w:t>Node</w:t>
             </w:r>
@@ -1364,6 +1434,7 @@
             <w:r>
               <w:rPr>
                 <w:b/>
+                <w:i w:val="0"/>
               </w:rPr>
               <w:t>Shortest distance from A</w:t>
             </w:r>
@@ -1383,6 +1454,7 @@
             <w:r>
               <w:rPr>
                 <w:b/>
+                <w:i w:val="0"/>
               </w:rPr>
               <w:t>Via (previous node)</w:t>
             </w:r>
@@ -1397,6 +1469,10 @@
           <w:p>
             <w:r/>
             <w:r>
+              <w:rPr>
+                <w:b w:val="0"/>
+                <w:i w:val="0"/>
+              </w:rPr>
               <w:t>A</w:t>
             </w:r>
           </w:p>
@@ -1408,6 +1484,10 @@
           <w:p>
             <w:r/>
             <w:r>
+              <w:rPr>
+                <w:b w:val="0"/>
+                <w:i w:val="0"/>
+              </w:rPr>
               <w:t>0</w:t>
             </w:r>
           </w:p>
@@ -1419,6 +1499,10 @@
           <w:p>
             <w:r/>
             <w:r>
+              <w:rPr>
+                <w:b w:val="0"/>
+                <w:i w:val="0"/>
+              </w:rPr>
               <w:t>—</w:t>
             </w:r>
           </w:p>
@@ -1432,6 +1516,10 @@
           <w:p>
             <w:r/>
             <w:r>
+              <w:rPr>
+                <w:b w:val="0"/>
+                <w:i w:val="0"/>
+              </w:rPr>
               <w:t>B</w:t>
             </w:r>
           </w:p>
@@ -1461,6 +1549,10 @@
           <w:p>
             <w:r/>
             <w:r>
+              <w:rPr>
+                <w:b w:val="0"/>
+                <w:i w:val="0"/>
+              </w:rPr>
               <w:t>C</w:t>
             </w:r>
           </w:p>
@@ -1490,6 +1582,10 @@
           <w:p>
             <w:r/>
             <w:r>
+              <w:rPr>
+                <w:b w:val="0"/>
+                <w:i w:val="0"/>
+              </w:rPr>
               <w:t>D</w:t>
             </w:r>
           </w:p>
@@ -1519,6 +1615,10 @@
           <w:p>
             <w:r/>
             <w:r>
+              <w:rPr>
+                <w:b w:val="0"/>
+                <w:i w:val="0"/>
+              </w:rPr>
               <w:t>E</w:t>
             </w:r>
           </w:p>
@@ -1547,6 +1647,10 @@
         <w:pStyle w:val="Heading2"/>
       </w:pPr>
       <w:r>
+        <w:rPr>
+          <w:b w:val="0"/>
+          <w:i w:val="0"/>
+        </w:rPr>
         <w:t>Part B — Retrieval: keep it fresh (~6 marks)</w:t>
       </w:r>
     </w:p>
@@ -1554,51 +1658,77 @@
       <w:r>
         <w:rPr>
           <w:b/>
+          <w:i w:val="0"/>
         </w:rPr>
         <w:t>6.</w:t>
       </w:r>
       <w:r>
+        <w:rPr>
+          <w:b w:val="0"/>
+          <w:i w:val="0"/>
+        </w:rPr>
         <w:t xml:space="preserve"> </w:t>
       </w:r>
       <w:r>
         <w:rPr>
+          <w:b w:val="0"/>
           <w:i/>
         </w:rPr>
         <w:t>(2.3.1)</w:t>
       </w:r>
       <w:r>
+        <w:rPr>
+          <w:b w:val="0"/>
+          <w:i w:val="0"/>
+        </w:rPr>
         <w:t xml:space="preserve"> State whether </w:t>
       </w:r>
       <w:r>
         <w:rPr>
           <w:b/>
+          <w:i w:val="0"/>
         </w:rPr>
         <w:t>merge sort</w:t>
       </w:r>
       <w:r>
+        <w:rPr>
+          <w:b w:val="0"/>
+          <w:i w:val="0"/>
+        </w:rPr>
         <w:t xml:space="preserve"> or </w:t>
       </w:r>
       <w:r>
         <w:rPr>
           <w:b/>
+          <w:i w:val="0"/>
         </w:rPr>
         <w:t>quick sort</w:t>
       </w:r>
       <w:r>
+        <w:rPr>
+          <w:b w:val="0"/>
+          <w:i w:val="0"/>
+        </w:rPr>
         <w:t xml:space="preserve"> guarantees O(n log n) in the worst case, and give the </w:t>
       </w:r>
       <w:r>
         <w:rPr>
           <w:b/>
+          <w:i w:val="0"/>
         </w:rPr>
         <w:t>worst-case</w:t>
       </w:r>
       <w:r>
+        <w:rPr>
+          <w:b w:val="0"/>
+          <w:i w:val="0"/>
+        </w:rPr>
         <w:t xml:space="preserve"> complexity of the other. </w:t>
       </w:r>
       <w:r>
         <w:rPr>
           <w:b/>
+          <w:i w:val="0"/>
         </w:rPr>
         <w:t>[2]</w:t>
       </w:r>
@@ -1645,33 +1775,49 @@
       <w:r>
         <w:rPr>
           <w:b/>
+          <w:i w:val="0"/>
         </w:rPr>
         <w:t>7.</w:t>
       </w:r>
       <w:r>
+        <w:rPr>
+          <w:b w:val="0"/>
+          <w:i w:val="0"/>
+        </w:rPr>
         <w:t xml:space="preserve"> </w:t>
       </w:r>
       <w:r>
         <w:rPr>
+          <w:b w:val="0"/>
           <w:i/>
         </w:rPr>
         <w:t>(2.3.1 / 1.4.2)</w:t>
       </w:r>
       <w:r>
+        <w:rPr>
+          <w:b w:val="0"/>
+          <w:i w:val="0"/>
+        </w:rPr>
         <w:t xml:space="preserve"> State the data structure used by a </w:t>
       </w:r>
       <w:r>
         <w:rPr>
           <w:b/>
+          <w:i w:val="0"/>
         </w:rPr>
         <w:t>breadth-first traversal</w:t>
       </w:r>
       <w:r>
+        <w:rPr>
+          <w:b w:val="0"/>
+          <w:i w:val="0"/>
+        </w:rPr>
         <w:t xml:space="preserve">, and explain why that structure is appropriate. </w:t>
       </w:r>
       <w:r>
         <w:rPr>
           <w:b/>
+          <w:i w:val="0"/>
         </w:rPr>
         <w:t>[2]</w:t>
       </w:r>
@@ -1718,42 +1864,63 @@
       <w:r>
         <w:rPr>
           <w:b/>
+          <w:i w:val="0"/>
         </w:rPr>
         <w:t>8.</w:t>
       </w:r>
       <w:r>
+        <w:rPr>
+          <w:b w:val="0"/>
+          <w:i w:val="0"/>
+        </w:rPr>
         <w:t xml:space="preserve"> </w:t>
       </w:r>
       <w:r>
         <w:rPr>
+          <w:b w:val="0"/>
           <w:i/>
         </w:rPr>
         <w:t>(2.2.2)</w:t>
       </w:r>
       <w:r>
+        <w:rPr>
+          <w:b w:val="0"/>
+          <w:i w:val="0"/>
+        </w:rPr>
         <w:t xml:space="preserve"> A problem can only be solved in </w:t>
       </w:r>
       <w:r>
         <w:rPr>
           <w:b/>
+          <w:i w:val="0"/>
         </w:rPr>
         <w:t>exponential time or worse</w:t>
       </w:r>
       <w:r>
+        <w:rPr>
+          <w:b w:val="0"/>
+          <w:i w:val="0"/>
+        </w:rPr>
         <w:t xml:space="preserve">. State the term used to describe such a problem, and give </w:t>
       </w:r>
       <w:r>
         <w:rPr>
           <w:b/>
+          <w:i w:val="0"/>
         </w:rPr>
         <w:t>one</w:t>
       </w:r>
       <w:r>
+        <w:rPr>
+          <w:b w:val="0"/>
+          <w:i w:val="0"/>
+        </w:rPr>
         <w:t xml:space="preserve"> example. </w:t>
       </w:r>
       <w:r>
         <w:rPr>
           <w:b/>
+          <w:i w:val="0"/>
         </w:rPr>
         <w:t>[2]</w:t>
       </w:r>
@@ -1801,6 +1968,10 @@
         <w:pStyle w:val="Heading2"/>
       </w:pPr>
       <w:r>
+        <w:rPr>
+          <w:b w:val="0"/>
+          <w:i w:val="0"/>
+        </w:rPr>
         <w:t>Part C — Exam-style question (~5 marks)</w:t>
       </w:r>
     </w:p>
@@ -1808,73 +1979,102 @@
       <w:r>
         <w:rPr>
           <w:b/>
+          <w:i w:val="0"/>
         </w:rPr>
         <w:t>9.</w:t>
       </w:r>
       <w:r>
+        <w:rPr>
+          <w:b w:val="0"/>
+          <w:i w:val="0"/>
+        </w:rPr>
         <w:t xml:space="preserve"> A logistics company needs to calculate the shortest delivery distance from a single depot to </w:t>
       </w:r>
       <w:r>
         <w:rPr>
           <w:b/>
+          <w:i w:val="0"/>
         </w:rPr>
         <w:t>every</w:t>
       </w:r>
       <w:r>
+        <w:rPr>
+          <w:b w:val="0"/>
+          <w:i w:val="0"/>
+        </w:rPr>
         <w:t xml:space="preserve"> delivery point on a road network where all distances are positive.</w:t>
       </w:r>
     </w:p>
     <w:p>
       <w:r>
+        <w:rPr>
+          <w:b w:val="0"/>
+          <w:i w:val="0"/>
+        </w:rPr>
         <w:t xml:space="preserve">Recommend either </w:t>
       </w:r>
       <w:r>
         <w:rPr>
           <w:b/>
+          <w:i w:val="0"/>
         </w:rPr>
         <w:t>Dijkstra's algorithm</w:t>
       </w:r>
       <w:r>
+        <w:rPr>
+          <w:b w:val="0"/>
+          <w:i w:val="0"/>
+        </w:rPr>
         <w:t xml:space="preserve"> or the </w:t>
       </w:r>
       <w:r>
         <w:rPr>
           <w:b/>
+          <w:i w:val="0"/>
         </w:rPr>
-        <w:t>A\</w:t>
+        <w:t>A*</w:t>
       </w:r>
       <w:r>
         <w:rPr>
-          <w:i/>
+          <w:b w:val="0"/>
+          <w:i w:val="0"/>
         </w:rPr>
         <w:t xml:space="preserve"> algorithm for this task, and </w:t>
       </w:r>
       <w:r>
         <w:rPr>
-          <w:i/>
+          <w:b/>
+          <w:i w:val="0"/>
         </w:rPr>
         <w:t>justify</w:t>
       </w:r>
       <w:r>
         <w:rPr>
-          <w:i/>
+          <w:b w:val="0"/>
+          <w:i w:val="0"/>
         </w:rPr>
         <w:t xml:space="preserve"> your choice by comparing the two. </w:t>
       </w:r>
       <w:r>
         <w:rPr>
-          <w:i/>
+          <w:b/>
+          <w:i w:val="0"/>
         </w:rPr>
         <w:t>[5]</w:t>
       </w:r>
       <w:r>
         <w:rPr>
-          <w:i/>
+          <w:b w:val="0"/>
+          <w:i w:val="0"/>
         </w:rPr>
         <w:t xml:space="preserve"> </w:t>
       </w:r>
       <w:r>
-        <w:t>(AO3)*</w:t>
+        <w:rPr>
+          <w:b w:val="0"/>
+          <w:i/>
+        </w:rPr>
+        <w:t>(AO3)</w:t>
       </w:r>
     </w:p>
     <w:p>

--- a/Course/2 Component 2 - Algorithms and Programming/2.3 Algorithms/2.3.1 Algorithms/4 Homework (editable).docx
+++ b/Course/2 Component 2 - Algorithms and Programming/2.3 Algorithms/2.3.1 Algorithms/4 Homework (editable).docx
@@ -90,22 +90,32 @@
         <w:t>(AO1)</w:t>
       </w:r>
     </w:p>
-    <w:p>
-      <w:pPr>
-        <w:spacing w:before="260"/>
-        <w:pBdr>
-          <w:bottom w:val="single" w:sz="4" w:space="1" w:color="AAB4C0"/>
-        </w:pBdr>
-      </w:pPr>
-    </w:p>
-    <w:p>
-      <w:pPr>
-        <w:spacing w:before="260"/>
-        <w:pBdr>
-          <w:bottom w:val="single" w:sz="4" w:space="1" w:color="AAB4C0"/>
-        </w:pBdr>
-      </w:pPr>
-    </w:p>
+    <w:tbl>
+      <w:tblPr>
+        <w:tblStyle w:val="TableGrid"/>
+        <w:tblW w:type="auto" w:w="0"/>
+        <w:tblLook w:firstColumn="1" w:firstRow="1" w:lastColumn="0" w:lastRow="0" w:noHBand="0" w:noVBand="1" w:val="04A0"/>
+      </w:tblPr>
+      <w:tblGrid>
+        <w:gridCol w:w="8640"/>
+      </w:tblGrid>
+      <w:tr>
+        <w:trPr>
+          <w:trHeight w:val="680" w:hRule="atLeast"/>
+        </w:trPr>
+        <w:tc>
+          <w:tcPr>
+            <w:tcW w:type="dxa" w:w="8640"/>
+          </w:tcPr>
+          <w:p>
+            <w:pPr>
+              <w:spacing w:before="40"/>
+            </w:pPr>
+          </w:p>
+        </w:tc>
+      </w:tr>
+    </w:tbl>
+    <w:p/>
     <w:p>
       <w:pPr>
         <w:pBdr>
@@ -171,22 +181,32 @@
         <w:t>(AO2)</w:t>
       </w:r>
     </w:p>
-    <w:p>
-      <w:pPr>
-        <w:spacing w:before="260"/>
-        <w:pBdr>
-          <w:bottom w:val="single" w:sz="4" w:space="1" w:color="AAB4C0"/>
-        </w:pBdr>
-      </w:pPr>
-    </w:p>
-    <w:p>
-      <w:pPr>
-        <w:spacing w:before="260"/>
-        <w:pBdr>
-          <w:bottom w:val="single" w:sz="4" w:space="1" w:color="AAB4C0"/>
-        </w:pBdr>
-      </w:pPr>
-    </w:p>
+    <w:tbl>
+      <w:tblPr>
+        <w:tblStyle w:val="TableGrid"/>
+        <w:tblW w:type="auto" w:w="0"/>
+        <w:tblLook w:firstColumn="1" w:firstRow="1" w:lastColumn="0" w:lastRow="0" w:noHBand="0" w:noVBand="1" w:val="04A0"/>
+      </w:tblPr>
+      <w:tblGrid>
+        <w:gridCol w:w="8640"/>
+      </w:tblGrid>
+      <w:tr>
+        <w:trPr>
+          <w:trHeight w:val="680" w:hRule="atLeast"/>
+        </w:trPr>
+        <w:tc>
+          <w:tcPr>
+            <w:tcW w:type="dxa" w:w="8640"/>
+          </w:tcPr>
+          <w:p>
+            <w:pPr>
+              <w:spacing w:before="40"/>
+            </w:pPr>
+          </w:p>
+        </w:tc>
+      </w:tr>
+    </w:tbl>
+    <w:p/>
     <w:p>
       <w:pPr>
         <w:pBdr>
@@ -259,38 +279,32 @@
         <w:t>(AO2)</w:t>
       </w:r>
     </w:p>
-    <w:p>
-      <w:pPr>
-        <w:spacing w:before="260"/>
-        <w:pBdr>
-          <w:bottom w:val="single" w:sz="4" w:space="1" w:color="AAB4C0"/>
-        </w:pBdr>
-      </w:pPr>
-    </w:p>
-    <w:p>
-      <w:pPr>
-        <w:spacing w:before="260"/>
-        <w:pBdr>
-          <w:bottom w:val="single" w:sz="4" w:space="1" w:color="AAB4C0"/>
-        </w:pBdr>
-      </w:pPr>
-    </w:p>
-    <w:p>
-      <w:pPr>
-        <w:spacing w:before="260"/>
-        <w:pBdr>
-          <w:bottom w:val="single" w:sz="4" w:space="1" w:color="AAB4C0"/>
-        </w:pBdr>
-      </w:pPr>
-    </w:p>
-    <w:p>
-      <w:pPr>
-        <w:spacing w:before="260"/>
-        <w:pBdr>
-          <w:bottom w:val="single" w:sz="4" w:space="1" w:color="AAB4C0"/>
-        </w:pBdr>
-      </w:pPr>
-    </w:p>
+    <w:tbl>
+      <w:tblPr>
+        <w:tblStyle w:val="TableGrid"/>
+        <w:tblW w:type="auto" w:w="0"/>
+        <w:tblLook w:firstColumn="1" w:firstRow="1" w:lastColumn="0" w:lastRow="0" w:noHBand="0" w:noVBand="1" w:val="04A0"/>
+      </w:tblPr>
+      <w:tblGrid>
+        <w:gridCol w:w="8640"/>
+      </w:tblGrid>
+      <w:tr>
+        <w:trPr>
+          <w:trHeight w:val="1360" w:hRule="atLeast"/>
+        </w:trPr>
+        <w:tc>
+          <w:tcPr>
+            <w:tcW w:type="dxa" w:w="8640"/>
+          </w:tcPr>
+          <w:p>
+            <w:pPr>
+              <w:spacing w:before="40"/>
+            </w:pPr>
+          </w:p>
+        </w:tc>
+      </w:tr>
+    </w:tbl>
+    <w:p/>
     <w:p>
       <w:r>
         <w:rPr>
@@ -767,38 +781,32 @@
         <w:t>(AO2)</w:t>
       </w:r>
     </w:p>
-    <w:p>
-      <w:pPr>
-        <w:spacing w:before="260"/>
-        <w:pBdr>
-          <w:bottom w:val="single" w:sz="4" w:space="1" w:color="AAB4C0"/>
-        </w:pBdr>
-      </w:pPr>
-    </w:p>
-    <w:p>
-      <w:pPr>
-        <w:spacing w:before="260"/>
-        <w:pBdr>
-          <w:bottom w:val="single" w:sz="4" w:space="1" w:color="AAB4C0"/>
-        </w:pBdr>
-      </w:pPr>
-    </w:p>
-    <w:p>
-      <w:pPr>
-        <w:spacing w:before="260"/>
-        <w:pBdr>
-          <w:bottom w:val="single" w:sz="4" w:space="1" w:color="AAB4C0"/>
-        </w:pBdr>
-      </w:pPr>
-    </w:p>
-    <w:p>
-      <w:pPr>
-        <w:spacing w:before="260"/>
-        <w:pBdr>
-          <w:bottom w:val="single" w:sz="4" w:space="1" w:color="AAB4C0"/>
-        </w:pBdr>
-      </w:pPr>
-    </w:p>
+    <w:tbl>
+      <w:tblPr>
+        <w:tblStyle w:val="TableGrid"/>
+        <w:tblW w:type="auto" w:w="0"/>
+        <w:tblLook w:firstColumn="1" w:firstRow="1" w:lastColumn="0" w:lastRow="0" w:noHBand="0" w:noVBand="1" w:val="04A0"/>
+      </w:tblPr>
+      <w:tblGrid>
+        <w:gridCol w:w="8640"/>
+      </w:tblGrid>
+      <w:tr>
+        <w:trPr>
+          <w:trHeight w:val="1360" w:hRule="atLeast"/>
+        </w:trPr>
+        <w:tc>
+          <w:tcPr>
+            <w:tcW w:type="dxa" w:w="8640"/>
+          </w:tcPr>
+          <w:p>
+            <w:pPr>
+              <w:spacing w:before="40"/>
+            </w:pPr>
+          </w:p>
+        </w:tc>
+      </w:tr>
+    </w:tbl>
+    <w:p/>
     <w:tbl>
       <w:tblPr>
         <w:tblStyle w:val="TableGrid"/>
@@ -1142,22 +1150,32 @@
         <w:t>[1]</w:t>
       </w:r>
     </w:p>
-    <w:p>
-      <w:pPr>
-        <w:spacing w:before="260"/>
-        <w:pBdr>
-          <w:bottom w:val="single" w:sz="4" w:space="1" w:color="AAB4C0"/>
-        </w:pBdr>
-      </w:pPr>
-    </w:p>
-    <w:p>
-      <w:pPr>
-        <w:spacing w:before="260"/>
-        <w:pBdr>
-          <w:bottom w:val="single" w:sz="4" w:space="1" w:color="AAB4C0"/>
-        </w:pBdr>
-      </w:pPr>
-    </w:p>
+    <w:tbl>
+      <w:tblPr>
+        <w:tblStyle w:val="TableGrid"/>
+        <w:tblW w:type="auto" w:w="0"/>
+        <w:tblLook w:firstColumn="1" w:firstRow="1" w:lastColumn="0" w:lastRow="0" w:noHBand="0" w:noVBand="1" w:val="04A0"/>
+      </w:tblPr>
+      <w:tblGrid>
+        <w:gridCol w:w="8640"/>
+      </w:tblGrid>
+      <w:tr>
+        <w:trPr>
+          <w:trHeight w:val="680" w:hRule="atLeast"/>
+        </w:trPr>
+        <w:tc>
+          <w:tcPr>
+            <w:tcW w:type="dxa" w:w="8640"/>
+          </w:tcPr>
+          <w:p>
+            <w:pPr>
+              <w:spacing w:before="40"/>
+            </w:pPr>
+          </w:p>
+        </w:tc>
+      </w:tr>
+    </w:tbl>
+    <w:p/>
     <w:p>
       <w:r>
         <w:rPr>
@@ -1188,22 +1206,32 @@
         <w:t>[1]</w:t>
       </w:r>
     </w:p>
-    <w:p>
-      <w:pPr>
-        <w:spacing w:before="260"/>
-        <w:pBdr>
-          <w:bottom w:val="single" w:sz="4" w:space="1" w:color="AAB4C0"/>
-        </w:pBdr>
-      </w:pPr>
-    </w:p>
-    <w:p>
-      <w:pPr>
-        <w:spacing w:before="260"/>
-        <w:pBdr>
-          <w:bottom w:val="single" w:sz="4" w:space="1" w:color="AAB4C0"/>
-        </w:pBdr>
-      </w:pPr>
-    </w:p>
+    <w:tbl>
+      <w:tblPr>
+        <w:tblStyle w:val="TableGrid"/>
+        <w:tblW w:type="auto" w:w="0"/>
+        <w:tblLook w:firstColumn="1" w:firstRow="1" w:lastColumn="0" w:lastRow="0" w:noHBand="0" w:noVBand="1" w:val="04A0"/>
+      </w:tblPr>
+      <w:tblGrid>
+        <w:gridCol w:w="8640"/>
+      </w:tblGrid>
+      <w:tr>
+        <w:trPr>
+          <w:trHeight w:val="680" w:hRule="atLeast"/>
+        </w:trPr>
+        <w:tc>
+          <w:tcPr>
+            <w:tcW w:type="dxa" w:w="8640"/>
+          </w:tcPr>
+          <w:p>
+            <w:pPr>
+              <w:spacing w:before="40"/>
+            </w:pPr>
+          </w:p>
+        </w:tc>
+      </w:tr>
+    </w:tbl>
+    <w:p/>
     <w:p>
       <w:r>
         <w:rPr>
@@ -1234,22 +1262,32 @@
         <w:t>[1]</w:t>
       </w:r>
     </w:p>
-    <w:p>
-      <w:pPr>
-        <w:spacing w:before="260"/>
-        <w:pBdr>
-          <w:bottom w:val="single" w:sz="4" w:space="1" w:color="AAB4C0"/>
-        </w:pBdr>
-      </w:pPr>
-    </w:p>
-    <w:p>
-      <w:pPr>
-        <w:spacing w:before="260"/>
-        <w:pBdr>
-          <w:bottom w:val="single" w:sz="4" w:space="1" w:color="AAB4C0"/>
-        </w:pBdr>
-      </w:pPr>
-    </w:p>
+    <w:tbl>
+      <w:tblPr>
+        <w:tblStyle w:val="TableGrid"/>
+        <w:tblW w:type="auto" w:w="0"/>
+        <w:tblLook w:firstColumn="1" w:firstRow="1" w:lastColumn="0" w:lastRow="0" w:noHBand="0" w:noVBand="1" w:val="04A0"/>
+      </w:tblPr>
+      <w:tblGrid>
+        <w:gridCol w:w="8640"/>
+      </w:tblGrid>
+      <w:tr>
+        <w:trPr>
+          <w:trHeight w:val="680" w:hRule="atLeast"/>
+        </w:trPr>
+        <w:tc>
+          <w:tcPr>
+            <w:tcW w:type="dxa" w:w="8640"/>
+          </w:tcPr>
+          <w:p>
+            <w:pPr>
+              <w:spacing w:before="40"/>
+            </w:pPr>
+          </w:p>
+        </w:tc>
+      </w:tr>
+    </w:tbl>
+    <w:p/>
     <w:p>
       <w:r>
         <w:rPr>
@@ -1356,38 +1394,32 @@
         <w:t>(AO2)</w:t>
       </w:r>
     </w:p>
-    <w:p>
-      <w:pPr>
-        <w:spacing w:before="260"/>
-        <w:pBdr>
-          <w:bottom w:val="single" w:sz="4" w:space="1" w:color="AAB4C0"/>
-        </w:pBdr>
-      </w:pPr>
-    </w:p>
-    <w:p>
-      <w:pPr>
-        <w:spacing w:before="260"/>
-        <w:pBdr>
-          <w:bottom w:val="single" w:sz="4" w:space="1" w:color="AAB4C0"/>
-        </w:pBdr>
-      </w:pPr>
-    </w:p>
-    <w:p>
-      <w:pPr>
-        <w:spacing w:before="260"/>
-        <w:pBdr>
-          <w:bottom w:val="single" w:sz="4" w:space="1" w:color="AAB4C0"/>
-        </w:pBdr>
-      </w:pPr>
-    </w:p>
-    <w:p>
-      <w:pPr>
-        <w:spacing w:before="260"/>
-        <w:pBdr>
-          <w:bottom w:val="single" w:sz="4" w:space="1" w:color="AAB4C0"/>
-        </w:pBdr>
-      </w:pPr>
-    </w:p>
+    <w:tbl>
+      <w:tblPr>
+        <w:tblStyle w:val="TableGrid"/>
+        <w:tblW w:type="auto" w:w="0"/>
+        <w:tblLook w:firstColumn="1" w:firstRow="1" w:lastColumn="0" w:lastRow="0" w:noHBand="0" w:noVBand="1" w:val="04A0"/>
+      </w:tblPr>
+      <w:tblGrid>
+        <w:gridCol w:w="8640"/>
+      </w:tblGrid>
+      <w:tr>
+        <w:trPr>
+          <w:trHeight w:val="1360" w:hRule="atLeast"/>
+        </w:trPr>
+        <w:tc>
+          <w:tcPr>
+            <w:tcW w:type="dxa" w:w="8640"/>
+          </w:tcPr>
+          <w:p>
+            <w:pPr>
+              <w:spacing w:before="40"/>
+            </w:pPr>
+          </w:p>
+        </w:tc>
+      </w:tr>
+    </w:tbl>
+    <w:p/>
     <w:tbl>
       <w:tblPr>
         <w:tblStyle w:val="TableGrid"/>
@@ -1733,30 +1765,32 @@
         <w:t>[2]</w:t>
       </w:r>
     </w:p>
-    <w:p>
-      <w:pPr>
-        <w:spacing w:before="260"/>
-        <w:pBdr>
-          <w:bottom w:val="single" w:sz="4" w:space="1" w:color="AAB4C0"/>
-        </w:pBdr>
-      </w:pPr>
-    </w:p>
-    <w:p>
-      <w:pPr>
-        <w:spacing w:before="260"/>
-        <w:pBdr>
-          <w:bottom w:val="single" w:sz="4" w:space="1" w:color="AAB4C0"/>
-        </w:pBdr>
-      </w:pPr>
-    </w:p>
-    <w:p>
-      <w:pPr>
-        <w:spacing w:before="260"/>
-        <w:pBdr>
-          <w:bottom w:val="single" w:sz="4" w:space="1" w:color="AAB4C0"/>
-        </w:pBdr>
-      </w:pPr>
-    </w:p>
+    <w:tbl>
+      <w:tblPr>
+        <w:tblStyle w:val="TableGrid"/>
+        <w:tblW w:type="auto" w:w="0"/>
+        <w:tblLook w:firstColumn="1" w:firstRow="1" w:lastColumn="0" w:lastRow="0" w:noHBand="0" w:noVBand="1" w:val="04A0"/>
+      </w:tblPr>
+      <w:tblGrid>
+        <w:gridCol w:w="8640"/>
+      </w:tblGrid>
+      <w:tr>
+        <w:trPr>
+          <w:trHeight w:val="1020" w:hRule="atLeast"/>
+        </w:trPr>
+        <w:tc>
+          <w:tcPr>
+            <w:tcW w:type="dxa" w:w="8640"/>
+          </w:tcPr>
+          <w:p>
+            <w:pPr>
+              <w:spacing w:before="40"/>
+            </w:pPr>
+          </w:p>
+        </w:tc>
+      </w:tr>
+    </w:tbl>
+    <w:p/>
     <w:p>
       <w:pPr>
         <w:pBdr>
@@ -1822,30 +1856,32 @@
         <w:t>[2]</w:t>
       </w:r>
     </w:p>
-    <w:p>
-      <w:pPr>
-        <w:spacing w:before="260"/>
-        <w:pBdr>
-          <w:bottom w:val="single" w:sz="4" w:space="1" w:color="AAB4C0"/>
-        </w:pBdr>
-      </w:pPr>
-    </w:p>
-    <w:p>
-      <w:pPr>
-        <w:spacing w:before="260"/>
-        <w:pBdr>
-          <w:bottom w:val="single" w:sz="4" w:space="1" w:color="AAB4C0"/>
-        </w:pBdr>
-      </w:pPr>
-    </w:p>
-    <w:p>
-      <w:pPr>
-        <w:spacing w:before="260"/>
-        <w:pBdr>
-          <w:bottom w:val="single" w:sz="4" w:space="1" w:color="AAB4C0"/>
-        </w:pBdr>
-      </w:pPr>
-    </w:p>
+    <w:tbl>
+      <w:tblPr>
+        <w:tblStyle w:val="TableGrid"/>
+        <w:tblW w:type="auto" w:w="0"/>
+        <w:tblLook w:firstColumn="1" w:firstRow="1" w:lastColumn="0" w:lastRow="0" w:noHBand="0" w:noVBand="1" w:val="04A0"/>
+      </w:tblPr>
+      <w:tblGrid>
+        <w:gridCol w:w="8640"/>
+      </w:tblGrid>
+      <w:tr>
+        <w:trPr>
+          <w:trHeight w:val="1020" w:hRule="atLeast"/>
+        </w:trPr>
+        <w:tc>
+          <w:tcPr>
+            <w:tcW w:type="dxa" w:w="8640"/>
+          </w:tcPr>
+          <w:p>
+            <w:pPr>
+              <w:spacing w:before="40"/>
+            </w:pPr>
+          </w:p>
+        </w:tc>
+      </w:tr>
+    </w:tbl>
+    <w:p/>
     <w:p>
       <w:pPr>
         <w:pBdr>
@@ -1925,30 +1961,32 @@
         <w:t>[2]</w:t>
       </w:r>
     </w:p>
-    <w:p>
-      <w:pPr>
-        <w:spacing w:before="260"/>
-        <w:pBdr>
-          <w:bottom w:val="single" w:sz="4" w:space="1" w:color="AAB4C0"/>
-        </w:pBdr>
-      </w:pPr>
-    </w:p>
-    <w:p>
-      <w:pPr>
-        <w:spacing w:before="260"/>
-        <w:pBdr>
-          <w:bottom w:val="single" w:sz="4" w:space="1" w:color="AAB4C0"/>
-        </w:pBdr>
-      </w:pPr>
-    </w:p>
-    <w:p>
-      <w:pPr>
-        <w:spacing w:before="260"/>
-        <w:pBdr>
-          <w:bottom w:val="single" w:sz="4" w:space="1" w:color="AAB4C0"/>
-        </w:pBdr>
-      </w:pPr>
-    </w:p>
+    <w:tbl>
+      <w:tblPr>
+        <w:tblStyle w:val="TableGrid"/>
+        <w:tblW w:type="auto" w:w="0"/>
+        <w:tblLook w:firstColumn="1" w:firstRow="1" w:lastColumn="0" w:lastRow="0" w:noHBand="0" w:noVBand="1" w:val="04A0"/>
+      </w:tblPr>
+      <w:tblGrid>
+        <w:gridCol w:w="8640"/>
+      </w:tblGrid>
+      <w:tr>
+        <w:trPr>
+          <w:trHeight w:val="1020" w:hRule="atLeast"/>
+        </w:trPr>
+        <w:tc>
+          <w:tcPr>
+            <w:tcW w:type="dxa" w:w="8640"/>
+          </w:tcPr>
+          <w:p>
+            <w:pPr>
+              <w:spacing w:before="40"/>
+            </w:pPr>
+          </w:p>
+        </w:tc>
+      </w:tr>
+    </w:tbl>
+    <w:p/>
     <w:p>
       <w:pPr>
         <w:pBdr>
@@ -2077,62 +2115,32 @@
         <w:t>(AO3)</w:t>
       </w:r>
     </w:p>
-    <w:p>
-      <w:pPr>
-        <w:spacing w:before="260"/>
-        <w:pBdr>
-          <w:bottom w:val="single" w:sz="4" w:space="1" w:color="AAB4C0"/>
-        </w:pBdr>
-      </w:pPr>
-    </w:p>
-    <w:p>
-      <w:pPr>
-        <w:spacing w:before="260"/>
-        <w:pBdr>
-          <w:bottom w:val="single" w:sz="4" w:space="1" w:color="AAB4C0"/>
-        </w:pBdr>
-      </w:pPr>
-    </w:p>
-    <w:p>
-      <w:pPr>
-        <w:spacing w:before="260"/>
-        <w:pBdr>
-          <w:bottom w:val="single" w:sz="4" w:space="1" w:color="AAB4C0"/>
-        </w:pBdr>
-      </w:pPr>
-    </w:p>
-    <w:p>
-      <w:pPr>
-        <w:spacing w:before="260"/>
-        <w:pBdr>
-          <w:bottom w:val="single" w:sz="4" w:space="1" w:color="AAB4C0"/>
-        </w:pBdr>
-      </w:pPr>
-    </w:p>
-    <w:p>
-      <w:pPr>
-        <w:spacing w:before="260"/>
-        <w:pBdr>
-          <w:bottom w:val="single" w:sz="4" w:space="1" w:color="AAB4C0"/>
-        </w:pBdr>
-      </w:pPr>
-    </w:p>
-    <w:p>
-      <w:pPr>
-        <w:spacing w:before="260"/>
-        <w:pBdr>
-          <w:bottom w:val="single" w:sz="4" w:space="1" w:color="AAB4C0"/>
-        </w:pBdr>
-      </w:pPr>
-    </w:p>
-    <w:p>
-      <w:pPr>
-        <w:spacing w:before="260"/>
-        <w:pBdr>
-          <w:bottom w:val="single" w:sz="4" w:space="1" w:color="AAB4C0"/>
-        </w:pBdr>
-      </w:pPr>
-    </w:p>
+    <w:tbl>
+      <w:tblPr>
+        <w:tblStyle w:val="TableGrid"/>
+        <w:tblW w:type="auto" w:w="0"/>
+        <w:tblLook w:firstColumn="1" w:firstRow="1" w:lastColumn="0" w:lastRow="0" w:noHBand="0" w:noVBand="1" w:val="04A0"/>
+      </w:tblPr>
+      <w:tblGrid>
+        <w:gridCol w:w="8640"/>
+      </w:tblGrid>
+      <w:tr>
+        <w:trPr>
+          <w:trHeight w:val="2380" w:hRule="atLeast"/>
+        </w:trPr>
+        <w:tc>
+          <w:tcPr>
+            <w:tcW w:type="dxa" w:w="8640"/>
+          </w:tcPr>
+          <w:p>
+            <w:pPr>
+              <w:spacing w:before="40"/>
+            </w:pPr>
+          </w:p>
+        </w:tc>
+      </w:tr>
+    </w:tbl>
+    <w:p/>
     <w:p>
       <w:pPr>
         <w:pBdr>

--- a/Course/2 Component 2 - Algorithms and Programming/2.3 Algorithms/2.3.1 Algorithms/4 Homework (editable).docx
+++ b/Course/2 Component 2 - Algorithms and Programming/2.3 Algorithms/2.3.1 Algorithms/4 Homework (editable).docx
@@ -66,7 +66,7 @@
           <w:b w:val="0"/>
           <w:i w:val="0"/>
         </w:rPr>
-        <w:t xml:space="preserve">(a) State its Big O time complexity. </w:t>
+        <w:t xml:space="preserve">(a) State the Big O time complexity of this algorithm. </w:t>
       </w:r>
       <w:r>
         <w:rPr>
@@ -143,21 +143,7 @@
           <w:b w:val="0"/>
           <w:i w:val="0"/>
         </w:rPr>
-        <w:t xml:space="preserve"> this complexity in one sentence, and state the </w:t>
-      </w:r>
-      <w:r>
-        <w:rPr>
-          <w:b/>
-          <w:i w:val="0"/>
-        </w:rPr>
-        <w:t>precondition</w:t>
-      </w:r>
-      <w:r>
-        <w:rPr>
-          <w:b w:val="0"/>
-          <w:i w:val="0"/>
-        </w:rPr>
-        <w:t xml:space="preserve"> the list must satisfy. </w:t>
+        <w:t xml:space="preserve"> this complexity, referring to what happens to the number of steps when the list size doubles. </w:t>
       </w:r>
       <w:r>
         <w:rPr>
@@ -241,7 +227,7 @@
           <w:b w:val="0"/>
           <w:i w:val="0"/>
         </w:rPr>
-        <w:t xml:space="preserve"> (one pass = compare adjacent pairs left-to-right, swapping if out of order) on the list below. Show the list </w:t>
+        <w:t xml:space="preserve"> (one pass = compare each adjacent pair left-to-right, swapping if out of order) on the list below. Show the list </w:t>
       </w:r>
       <w:r>
         <w:rPr>
@@ -757,7 +743,23 @@
           <w:b w:val="0"/>
           <w:i w:val="0"/>
         </w:rPr>
-        <w:t xml:space="preserve">Complete the trace table (use integer division for mid). Show each step until the value is found. </w:t>
+        <w:t xml:space="preserve">Complete the trace table, using </w:t>
+      </w:r>
+      <w:r>
+        <w:rPr>
+          <w:rFonts w:ascii="Consolas" w:hAnsi="Consolas"/>
+          <w:b w:val="0"/>
+          <w:i w:val="0"/>
+          <w:sz w:val="19"/>
+        </w:rPr>
+        <w:t>mid = (low + high) DIV 2</w:t>
+      </w:r>
+      <w:r>
+        <w:rPr>
+          <w:b w:val="0"/>
+          <w:i w:val="0"/>
+        </w:rPr>
+        <w:t xml:space="preserve">. Show each step until the value is found. </w:t>
       </w:r>
       <w:r>
         <w:rPr>
@@ -1110,7 +1112,35 @@
           <w:b w:val="0"/>
           <w:i w:val="0"/>
         </w:rPr>
-        <w:t xml:space="preserve">Write the output of each traversal below. </w:t>
+        <w:t xml:space="preserve">(a) Write the order in which the nodes are output by a </w:t>
+      </w:r>
+      <w:r>
+        <w:rPr>
+          <w:b/>
+          <w:i w:val="0"/>
+        </w:rPr>
+        <w:t>depth-first (post-order)</w:t>
+      </w:r>
+      <w:r>
+        <w:rPr>
+          <w:b w:val="0"/>
+          <w:i w:val="0"/>
+        </w:rPr>
+        <w:t xml:space="preserve"> traversal. </w:t>
+      </w:r>
+      <w:r>
+        <w:rPr>
+          <w:b/>
+          <w:i w:val="0"/>
+        </w:rPr>
+        <w:t>[1]</w:t>
+      </w:r>
+      <w:r>
+        <w:rPr>
+          <w:b w:val="0"/>
+          <w:i w:val="0"/>
+        </w:rPr>
+        <w:t xml:space="preserve"> </w:t>
       </w:r>
       <w:r>
         <w:rPr>
@@ -1118,36 +1148,6 @@
           <w:i/>
         </w:rPr>
         <w:t>(AO2)</w:t>
-      </w:r>
-    </w:p>
-    <w:p>
-      <w:r>
-        <w:rPr>
-          <w:b w:val="0"/>
-          <w:i w:val="0"/>
-        </w:rPr>
-        <w:t xml:space="preserve">(a) </w:t>
-      </w:r>
-      <w:r>
-        <w:rPr>
-          <w:b/>
-          <w:i w:val="0"/>
-        </w:rPr>
-        <w:t>In-order:</w:t>
-      </w:r>
-      <w:r>
-        <w:rPr>
-          <w:b w:val="0"/>
-          <w:i w:val="0"/>
-        </w:rPr>
-        <w:t xml:space="preserve"> ________________________ </w:t>
-      </w:r>
-      <w:r>
-        <w:rPr>
-          <w:b/>
-          <w:i w:val="0"/>
-        </w:rPr>
-        <w:t>[1]</w:t>
       </w:r>
     </w:p>
     <w:tbl>
@@ -1177,26 +1177,33 @@
     </w:tbl>
     <w:p/>
     <w:p>
+      <w:pPr>
+        <w:pBdr>
+          <w:bottom w:val="single" w:sz="6" w:space="1" w:color="AAAAAA"/>
+        </w:pBdr>
+      </w:pPr>
+    </w:p>
+    <w:p>
       <w:r>
         <w:rPr>
           <w:b w:val="0"/>
           <w:i w:val="0"/>
         </w:rPr>
-        <w:t xml:space="preserve">(b) </w:t>
+        <w:t xml:space="preserve">(b) Write the order in which the nodes are visited by a </w:t>
       </w:r>
       <w:r>
         <w:rPr>
           <w:b/>
           <w:i w:val="0"/>
         </w:rPr>
-        <w:t>Pre-order:</w:t>
+        <w:t>breadth-first</w:t>
       </w:r>
       <w:r>
         <w:rPr>
           <w:b w:val="0"/>
           <w:i w:val="0"/>
         </w:rPr>
-        <w:t xml:space="preserve"> ________________________ </w:t>
+        <w:t xml:space="preserve"> traversal. </w:t>
       </w:r>
       <w:r>
         <w:rPr>
@@ -1204,6 +1211,20 @@
           <w:i w:val="0"/>
         </w:rPr>
         <w:t>[1]</w:t>
+      </w:r>
+      <w:r>
+        <w:rPr>
+          <w:b w:val="0"/>
+          <w:i w:val="0"/>
+        </w:rPr>
+        <w:t xml:space="preserve"> </w:t>
+      </w:r>
+      <w:r>
+        <w:rPr>
+          <w:b w:val="0"/>
+          <w:i/>
+        </w:rPr>
+        <w:t>(AO2)</w:t>
       </w:r>
     </w:p>
     <w:tbl>
@@ -1233,26 +1254,33 @@
     </w:tbl>
     <w:p/>
     <w:p>
+      <w:pPr>
+        <w:pBdr>
+          <w:bottom w:val="single" w:sz="6" w:space="1" w:color="AAAAAA"/>
+        </w:pBdr>
+      </w:pPr>
+    </w:p>
+    <w:p>
       <w:r>
         <w:rPr>
           <w:b w:val="0"/>
           <w:i w:val="0"/>
         </w:rPr>
-        <w:t xml:space="preserve">(c) </w:t>
+        <w:t xml:space="preserve">(c) An </w:t>
       </w:r>
       <w:r>
         <w:rPr>
           <w:b/>
           <w:i w:val="0"/>
         </w:rPr>
-        <w:t>Post-order:</w:t>
+        <w:t>in-order</w:t>
       </w:r>
       <w:r>
         <w:rPr>
           <w:b w:val="0"/>
           <w:i w:val="0"/>
         </w:rPr>
-        <w:t xml:space="preserve"> ________________________ </w:t>
+        <w:t xml:space="preserve"> traversal (left subtree → node → right subtree) is applied to this tree. State the property of the output that makes this traversal useful for a binary search tree. </w:t>
       </w:r>
       <w:r>
         <w:rPr>
@@ -1260,6 +1288,20 @@
           <w:i w:val="0"/>
         </w:rPr>
         <w:t>[1]</w:t>
+      </w:r>
+      <w:r>
+        <w:rPr>
+          <w:b w:val="0"/>
+          <w:i w:val="0"/>
+        </w:rPr>
+        <w:t xml:space="preserve"> </w:t>
+      </w:r>
+      <w:r>
+        <w:rPr>
+          <w:b w:val="0"/>
+          <w:i/>
+        </w:rPr>
+        <w:t>(AO1)</w:t>
       </w:r>
     </w:p>
     <w:tbl>
@@ -1288,6 +1330,13 @@
       </w:tr>
     </w:tbl>
     <w:p/>
+    <w:p>
+      <w:pPr>
+        <w:pBdr>
+          <w:bottom w:val="single" w:sz="6" w:space="1" w:color="AAAAAA"/>
+        </w:pBdr>
+      </w:pPr>
+    </w:p>
     <w:p>
       <w:r>
         <w:rPr>
@@ -1706,56 +1755,42 @@
           <w:b w:val="0"/>
           <w:i/>
         </w:rPr>
-        <w:t>(2.3.1)</w:t>
+        <w:t>(2.2.2)</w:t>
       </w:r>
       <w:r>
         <w:rPr>
           <w:b w:val="0"/>
           <w:i w:val="0"/>
         </w:rPr>
-        <w:t xml:space="preserve"> State whether </w:t>
+        <w:t xml:space="preserve"> A problem can only be solved in </w:t>
       </w:r>
       <w:r>
         <w:rPr>
           <w:b/>
           <w:i w:val="0"/>
         </w:rPr>
-        <w:t>merge sort</w:t>
+        <w:t>exponential time or worse</w:t>
       </w:r>
       <w:r>
         <w:rPr>
           <w:b w:val="0"/>
           <w:i w:val="0"/>
         </w:rPr>
-        <w:t xml:space="preserve"> or </w:t>
+        <w:t xml:space="preserve">. State the term used to describe such a problem, and give </w:t>
       </w:r>
       <w:r>
         <w:rPr>
           <w:b/>
           <w:i w:val="0"/>
         </w:rPr>
-        <w:t>quick sort</w:t>
+        <w:t>one</w:t>
       </w:r>
       <w:r>
         <w:rPr>
           <w:b w:val="0"/>
           <w:i w:val="0"/>
         </w:rPr>
-        <w:t xml:space="preserve"> guarantees O(n log n) in the worst case, and give the </w:t>
-      </w:r>
-      <w:r>
-        <w:rPr>
-          <w:b/>
-          <w:i w:val="0"/>
-        </w:rPr>
-        <w:t>worst-case</w:t>
-      </w:r>
-      <w:r>
-        <w:rPr>
-          <w:b w:val="0"/>
-          <w:i w:val="0"/>
-        </w:rPr>
-        <w:t xml:space="preserve"> complexity of the other. </w:t>
+        <w:t xml:space="preserve"> example. </w:t>
       </w:r>
       <w:r>
         <w:rPr>
@@ -1825,28 +1860,70 @@
           <w:b w:val="0"/>
           <w:i/>
         </w:rPr>
-        <w:t>(2.3.1 / 1.4.2)</w:t>
+        <w:t>(2.2.1)</w:t>
       </w:r>
       <w:r>
         <w:rPr>
           <w:b w:val="0"/>
           <w:i w:val="0"/>
         </w:rPr>
-        <w:t xml:space="preserve"> State the data structure used by a </w:t>
+        <w:t xml:space="preserve"> State </w:t>
       </w:r>
       <w:r>
         <w:rPr>
           <w:b/>
           <w:i w:val="0"/>
         </w:rPr>
-        <w:t>breadth-first traversal</w:t>
+        <w:t>one</w:t>
       </w:r>
       <w:r>
         <w:rPr>
           <w:b w:val="0"/>
           <w:i w:val="0"/>
         </w:rPr>
-        <w:t xml:space="preserve">, and explain why that structure is appropriate. </w:t>
+        <w:t xml:space="preserve"> advantage and </w:t>
+      </w:r>
+      <w:r>
+        <w:rPr>
+          <w:b/>
+          <w:i w:val="0"/>
+        </w:rPr>
+        <w:t>one</w:t>
+      </w:r>
+      <w:r>
+        <w:rPr>
+          <w:b w:val="0"/>
+          <w:i w:val="0"/>
+        </w:rPr>
+        <w:t xml:space="preserve"> disadvantage of implementing a repeated process using </w:t>
+      </w:r>
+      <w:r>
+        <w:rPr>
+          <w:b/>
+          <w:i w:val="0"/>
+        </w:rPr>
+        <w:t>recursion</w:t>
+      </w:r>
+      <w:r>
+        <w:rPr>
+          <w:b w:val="0"/>
+          <w:i w:val="0"/>
+        </w:rPr>
+        <w:t xml:space="preserve"> rather than </w:t>
+      </w:r>
+      <w:r>
+        <w:rPr>
+          <w:b/>
+          <w:i w:val="0"/>
+        </w:rPr>
+        <w:t>iteration</w:t>
+      </w:r>
+      <w:r>
+        <w:rPr>
+          <w:b w:val="0"/>
+          <w:i w:val="0"/>
+        </w:rPr>
+        <w:t xml:space="preserve">. </w:t>
       </w:r>
       <w:r>
         <w:rPr>
@@ -1916,28 +1993,14 @@
           <w:b w:val="0"/>
           <w:i/>
         </w:rPr>
-        <w:t>(2.2.2)</w:t>
+        <w:t>(2.1.5)</w:t>
       </w:r>
       <w:r>
         <w:rPr>
           <w:b w:val="0"/>
           <w:i w:val="0"/>
         </w:rPr>
-        <w:t xml:space="preserve"> A problem can only be solved in </w:t>
-      </w:r>
-      <w:r>
-        <w:rPr>
-          <w:b/>
-          <w:i w:val="0"/>
-        </w:rPr>
-        <w:t>exponential time or worse</w:t>
-      </w:r>
-      <w:r>
-        <w:rPr>
-          <w:b w:val="0"/>
-          <w:i w:val="0"/>
-        </w:rPr>
-        <w:t xml:space="preserve">. State the term used to describe such a problem, and give </w:t>
+        <w:t xml:space="preserve"> State </w:t>
       </w:r>
       <w:r>
         <w:rPr>
@@ -1951,7 +2014,35 @@
           <w:b w:val="0"/>
           <w:i w:val="0"/>
         </w:rPr>
-        <w:t xml:space="preserve"> example. </w:t>
+        <w:t xml:space="preserve"> benefit and </w:t>
+      </w:r>
+      <w:r>
+        <w:rPr>
+          <w:b/>
+          <w:i w:val="0"/>
+        </w:rPr>
+        <w:t>one</w:t>
+      </w:r>
+      <w:r>
+        <w:rPr>
+          <w:b w:val="0"/>
+          <w:i w:val="0"/>
+        </w:rPr>
+        <w:t xml:space="preserve"> drawback of processing the parts of a problem </w:t>
+      </w:r>
+      <w:r>
+        <w:rPr>
+          <w:b/>
+          <w:i w:val="0"/>
+        </w:rPr>
+        <w:t>concurrently</w:t>
+      </w:r>
+      <w:r>
+        <w:rPr>
+          <w:b w:val="0"/>
+          <w:i w:val="0"/>
+        </w:rPr>
+        <w:t xml:space="preserve">. </w:t>
       </w:r>
       <w:r>
         <w:rPr>

--- a/Course/2 Component 2 - Algorithms and Programming/2.3 Algorithms/2.3.1 Algorithms/4 Homework (editable).docx
+++ b/Course/2 Component 2 - Algorithms and Programming/2.3 Algorithms/2.3.1 Algorithms/4 Homework (editable).docx
@@ -29,7 +29,7 @@
           <w:b w:val="0"/>
           <w:i/>
         </w:rPr>
-        <w:t>OCR H446 — set after the 2.3.1 lesson. Show traces/working.</w:t>
+        <w:t>OCR H446 — set after the 2.3.1 lesson. Show traces/working. Code uses OCR Exam Reference Language.</w:t>
       </w:r>
     </w:p>
     <w:p>
@@ -57,23 +57,42 @@
           <w:b w:val="0"/>
           <w:i w:val="0"/>
         </w:rPr>
-        <w:t xml:space="preserve"> A search algorithm halves the portion of a sorted list it is examining on every step.</w:t>
-      </w:r>
-    </w:p>
-    <w:p>
-      <w:r>
-        <w:rPr>
-          <w:b w:val="0"/>
-          <w:i w:val="0"/>
-        </w:rPr>
-        <w:t xml:space="preserve">(a) State the Big O time complexity of this algorithm. </w:t>
+        <w:t xml:space="preserve"> Complete the table with the </w:t>
       </w:r>
       <w:r>
         <w:rPr>
           <w:b/>
           <w:i w:val="0"/>
         </w:rPr>
-        <w:t>[1]</w:t>
+        <w:t>worst-case Big O time complexity</w:t>
+      </w:r>
+      <w:r>
+        <w:rPr>
+          <w:b w:val="0"/>
+          <w:i w:val="0"/>
+        </w:rPr>
+        <w:t xml:space="preserve"> of each algorithm and a one-line </w:t>
+      </w:r>
+      <w:r>
+        <w:rPr>
+          <w:b/>
+          <w:i w:val="0"/>
+        </w:rPr>
+        <w:t>justification</w:t>
+      </w:r>
+      <w:r>
+        <w:rPr>
+          <w:b w:val="0"/>
+          <w:i w:val="0"/>
+        </w:rPr>
+        <w:t xml:space="preserve"> for each. </w:t>
+      </w:r>
+      <w:r>
+        <w:rPr>
+          <w:b/>
+          <w:i w:val="0"/>
+        </w:rPr>
+        <w:t>[2]</w:t>
       </w:r>
       <w:r>
         <w:rPr>
@@ -87,7 +106,7 @@
           <w:b w:val="0"/>
           <w:i/>
         </w:rPr>
-        <w:t>(AO1)</w:t>
+        <w:t>(AO1/AO2)</w:t>
       </w:r>
     </w:p>
     <w:tbl>
@@ -97,109 +116,206 @@
         <w:tblLook w:firstColumn="1" w:firstRow="1" w:lastColumn="0" w:lastRow="0" w:noHBand="0" w:noVBand="1" w:val="04A0"/>
       </w:tblPr>
       <w:tblGrid>
-        <w:gridCol w:w="8640"/>
+        <w:gridCol w:w="2880"/>
+        <w:gridCol w:w="2880"/>
+        <w:gridCol w:w="2880"/>
       </w:tblGrid>
       <w:tr>
-        <w:trPr>
-          <w:trHeight w:val="680" w:hRule="atLeast"/>
-        </w:trPr>
         <w:tc>
           <w:tcPr>
-            <w:tcW w:type="dxa" w:w="8640"/>
+            <w:tcW w:type="dxa" w:w="2880"/>
+            <w:shd w:fill="D9E2F3"/>
           </w:tcPr>
           <w:p>
-            <w:pPr>
-              <w:spacing w:before="40"/>
-            </w:pPr>
+            <w:r>
+              <w:rPr>
+                <w:b/>
+              </w:rPr>
+            </w:r>
+            <w:r>
+              <w:rPr>
+                <w:b/>
+                <w:i w:val="0"/>
+              </w:rPr>
+              <w:t>Algorithm</w:t>
+            </w:r>
+          </w:p>
+        </w:tc>
+        <w:tc>
+          <w:tcPr>
+            <w:tcW w:type="dxa" w:w="2880"/>
+            <w:shd w:fill="D9E2F3"/>
+          </w:tcPr>
+          <w:p>
+            <w:r>
+              <w:rPr>
+                <w:b/>
+              </w:rPr>
+            </w:r>
+            <w:r>
+              <w:rPr>
+                <w:b/>
+                <w:i w:val="0"/>
+              </w:rPr>
+              <w:t>Worst-case time complexity (Big O)</w:t>
+            </w:r>
+          </w:p>
+        </w:tc>
+        <w:tc>
+          <w:tcPr>
+            <w:tcW w:type="dxa" w:w="2880"/>
+            <w:shd w:fill="D9E2F3"/>
+          </w:tcPr>
+          <w:p>
+            <w:r>
+              <w:rPr>
+                <w:b/>
+              </w:rPr>
+            </w:r>
+            <w:r>
+              <w:rPr>
+                <w:b/>
+                <w:i w:val="0"/>
+              </w:rPr>
+              <w:t>Justification</w:t>
+            </w:r>
+          </w:p>
+        </w:tc>
+      </w:tr>
+      <w:tr>
+        <w:tc>
+          <w:tcPr>
+            <w:tcW w:type="dxa" w:w="2880"/>
+          </w:tcPr>
+          <w:p>
+            <w:r/>
+            <w:r>
+              <w:rPr>
+                <w:b w:val="0"/>
+                <w:i w:val="0"/>
+              </w:rPr>
+              <w:t>Linear search</w:t>
+            </w:r>
+          </w:p>
+        </w:tc>
+        <w:tc>
+          <w:tcPr>
+            <w:tcW w:type="dxa" w:w="2880"/>
+          </w:tcPr>
+          <w:p>
+            <w:r/>
+          </w:p>
+        </w:tc>
+        <w:tc>
+          <w:tcPr>
+            <w:tcW w:type="dxa" w:w="2880"/>
+          </w:tcPr>
+          <w:p>
+            <w:r/>
+          </w:p>
+        </w:tc>
+      </w:tr>
+      <w:tr>
+        <w:tc>
+          <w:tcPr>
+            <w:tcW w:type="dxa" w:w="2880"/>
+          </w:tcPr>
+          <w:p>
+            <w:r/>
+            <w:r>
+              <w:rPr>
+                <w:b w:val="0"/>
+                <w:i w:val="0"/>
+              </w:rPr>
+              <w:t>Binary search</w:t>
+            </w:r>
+          </w:p>
+        </w:tc>
+        <w:tc>
+          <w:tcPr>
+            <w:tcW w:type="dxa" w:w="2880"/>
+          </w:tcPr>
+          <w:p>
+            <w:r/>
+          </w:p>
+        </w:tc>
+        <w:tc>
+          <w:tcPr>
+            <w:tcW w:type="dxa" w:w="2880"/>
+          </w:tcPr>
+          <w:p>
+            <w:r/>
+          </w:p>
+        </w:tc>
+      </w:tr>
+      <w:tr>
+        <w:tc>
+          <w:tcPr>
+            <w:tcW w:type="dxa" w:w="2880"/>
+          </w:tcPr>
+          <w:p>
+            <w:r/>
+            <w:r>
+              <w:rPr>
+                <w:b w:val="0"/>
+                <w:i w:val="0"/>
+              </w:rPr>
+              <w:t>Bubble sort</w:t>
+            </w:r>
+          </w:p>
+        </w:tc>
+        <w:tc>
+          <w:tcPr>
+            <w:tcW w:type="dxa" w:w="2880"/>
+          </w:tcPr>
+          <w:p>
+            <w:r/>
+          </w:p>
+        </w:tc>
+        <w:tc>
+          <w:tcPr>
+            <w:tcW w:type="dxa" w:w="2880"/>
+          </w:tcPr>
+          <w:p>
+            <w:r/>
+          </w:p>
+        </w:tc>
+      </w:tr>
+      <w:tr>
+        <w:tc>
+          <w:tcPr>
+            <w:tcW w:type="dxa" w:w="2880"/>
+          </w:tcPr>
+          <w:p>
+            <w:r/>
+            <w:r>
+              <w:rPr>
+                <w:b w:val="0"/>
+                <w:i w:val="0"/>
+              </w:rPr>
+              <w:t>Merge sort</w:t>
+            </w:r>
+          </w:p>
+        </w:tc>
+        <w:tc>
+          <w:tcPr>
+            <w:tcW w:type="dxa" w:w="2880"/>
+          </w:tcPr>
+          <w:p>
+            <w:r/>
+          </w:p>
+        </w:tc>
+        <w:tc>
+          <w:tcPr>
+            <w:tcW w:type="dxa" w:w="2880"/>
+          </w:tcPr>
+          <w:p>
+            <w:r/>
           </w:p>
         </w:tc>
       </w:tr>
     </w:tbl>
     <w:p/>
-    <w:p>
-      <w:pPr>
-        <w:pBdr>
-          <w:bottom w:val="single" w:sz="6" w:space="1" w:color="AAAAAA"/>
-        </w:pBdr>
-      </w:pPr>
-    </w:p>
-    <w:p>
-      <w:r>
-        <w:rPr>
-          <w:b w:val="0"/>
-          <w:i w:val="0"/>
-        </w:rPr>
-        <w:t xml:space="preserve">(b) </w:t>
-      </w:r>
-      <w:r>
-        <w:rPr>
-          <w:b/>
-          <w:i w:val="0"/>
-        </w:rPr>
-        <w:t>Justify</w:t>
-      </w:r>
-      <w:r>
-        <w:rPr>
-          <w:b w:val="0"/>
-          <w:i w:val="0"/>
-        </w:rPr>
-        <w:t xml:space="preserve"> this complexity, referring to what happens to the number of steps when the list size doubles. </w:t>
-      </w:r>
-      <w:r>
-        <w:rPr>
-          <w:b/>
-          <w:i w:val="0"/>
-        </w:rPr>
-        <w:t>[1]</w:t>
-      </w:r>
-      <w:r>
-        <w:rPr>
-          <w:b w:val="0"/>
-          <w:i w:val="0"/>
-        </w:rPr>
-        <w:t xml:space="preserve"> </w:t>
-      </w:r>
-      <w:r>
-        <w:rPr>
-          <w:b w:val="0"/>
-          <w:i/>
-        </w:rPr>
-        <w:t>(AO2)</w:t>
-      </w:r>
-    </w:p>
-    <w:tbl>
-      <w:tblPr>
-        <w:tblStyle w:val="TableGrid"/>
-        <w:tblW w:type="auto" w:w="0"/>
-        <w:tblLook w:firstColumn="1" w:firstRow="1" w:lastColumn="0" w:lastRow="0" w:noHBand="0" w:noVBand="1" w:val="04A0"/>
-      </w:tblPr>
-      <w:tblGrid>
-        <w:gridCol w:w="8640"/>
-      </w:tblGrid>
-      <w:tr>
-        <w:trPr>
-          <w:trHeight w:val="680" w:hRule="atLeast"/>
-        </w:trPr>
-        <w:tc>
-          <w:tcPr>
-            <w:tcW w:type="dxa" w:w="8640"/>
-          </w:tcPr>
-          <w:p>
-            <w:pPr>
-              <w:spacing w:before="40"/>
-            </w:pPr>
-          </w:p>
-        </w:tc>
-      </w:tr>
-    </w:tbl>
-    <w:p/>
-    <w:p>
-      <w:pPr>
-        <w:pBdr>
-          <w:bottom w:val="single" w:sz="6" w:space="1" w:color="AAAAAA"/>
-        </w:pBdr>
-      </w:pPr>
-    </w:p>
     <w:p>
       <w:r>
         <w:rPr>
@@ -227,7 +343,7 @@
           <w:b w:val="0"/>
           <w:i w:val="0"/>
         </w:rPr>
-        <w:t xml:space="preserve"> (one pass = compare each adjacent pair left-to-right, swapping if out of order) on the list below. Show the list </w:t>
+        <w:t xml:space="preserve"> (one pass = compare each adjacent pair left-to-right, swapping if out of order) on the list below. Complete the table to show the list </w:t>
       </w:r>
       <w:r>
         <w:rPr>
@@ -265,32 +381,6 @@
         <w:t>(AO2)</w:t>
       </w:r>
     </w:p>
-    <w:tbl>
-      <w:tblPr>
-        <w:tblStyle w:val="TableGrid"/>
-        <w:tblW w:type="auto" w:w="0"/>
-        <w:tblLook w:firstColumn="1" w:firstRow="1" w:lastColumn="0" w:lastRow="0" w:noHBand="0" w:noVBand="1" w:val="04A0"/>
-      </w:tblPr>
-      <w:tblGrid>
-        <w:gridCol w:w="8640"/>
-      </w:tblGrid>
-      <w:tr>
-        <w:trPr>
-          <w:trHeight w:val="1360" w:hRule="atLeast"/>
-        </w:trPr>
-        <w:tc>
-          <w:tcPr>
-            <w:tcW w:type="dxa" w:w="8640"/>
-          </w:tcPr>
-          <w:p>
-            <w:pPr>
-              <w:spacing w:before="40"/>
-            </w:pPr>
-          </w:p>
-        </w:tc>
-      </w:tr>
-    </w:tbl>
-    <w:p/>
     <w:p>
       <w:r>
         <w:rPr>
@@ -688,7 +778,7 @@
           <w:b w:val="0"/>
           <w:i w:val="0"/>
         </w:rPr>
-        <w:t xml:space="preserve"> A </w:t>
+        <w:t xml:space="preserve"> The function below is intended to perform a </w:t>
       </w:r>
       <w:r>
         <w:rPr>
@@ -702,48 +792,7 @@
           <w:b w:val="0"/>
           <w:i w:val="0"/>
         </w:rPr>
-        <w:t xml:space="preserve"> is performed on the sorted list below to find the value </w:t>
-      </w:r>
-      <w:r>
-        <w:rPr>
-          <w:b/>
-          <w:i w:val="0"/>
-        </w:rPr>
-        <w:t>31</w:t>
-      </w:r>
-      <w:r>
-        <w:rPr>
-          <w:b w:val="0"/>
-          <w:i w:val="0"/>
-        </w:rPr>
-        <w:t>.</w:t>
-      </w:r>
-    </w:p>
-    <w:p>
-      <w:r>
-        <w:rPr>
-          <w:rFonts w:ascii="Consolas" w:hAnsi="Consolas"/>
-          <w:b w:val="0"/>
-          <w:i w:val="0"/>
-          <w:sz w:val="19"/>
-        </w:rPr>
-        <w:t>[4, 9, 15, 18, 23, 27, 31, 42, 56]</w:t>
-      </w:r>
-      <w:r>
-        <w:rPr>
-          <w:b w:val="0"/>
-          <w:i w:val="0"/>
-        </w:rPr>
-        <w:t xml:space="preserve">   (indices 0–8)</w:t>
-      </w:r>
-    </w:p>
-    <w:p>
-      <w:r>
-        <w:rPr>
-          <w:b w:val="0"/>
-          <w:i w:val="0"/>
-        </w:rPr>
-        <w:t xml:space="preserve">Complete the trace table, using </w:t>
+        <w:t xml:space="preserve">, returning the index of </w:t>
       </w:r>
       <w:r>
         <w:rPr>
@@ -752,14 +801,44 @@
           <w:i w:val="0"/>
           <w:sz w:val="19"/>
         </w:rPr>
-        <w:t>mid = (low + high) DIV 2</w:t>
+        <w:t>target</w:t>
       </w:r>
       <w:r>
         <w:rPr>
           <w:b w:val="0"/>
           <w:i w:val="0"/>
         </w:rPr>
-        <w:t xml:space="preserve">. Show each step until the value is found. </w:t>
+        <w:t xml:space="preserve"> in the sorted 9-item array </w:t>
+      </w:r>
+      <w:r>
+        <w:rPr>
+          <w:rFonts w:ascii="Consolas" w:hAnsi="Consolas"/>
+          <w:b w:val="0"/>
+          <w:i w:val="0"/>
+          <w:sz w:val="19"/>
+        </w:rPr>
+        <w:t>numbers</w:t>
+      </w:r>
+      <w:r>
+        <w:rPr>
+          <w:b w:val="0"/>
+          <w:i w:val="0"/>
+        </w:rPr>
+        <w:t xml:space="preserve"> (indices 0 to 8), or −1 if it is not present. It contains </w:t>
+      </w:r>
+      <w:r>
+        <w:rPr>
+          <w:b/>
+          <w:i w:val="0"/>
+        </w:rPr>
+        <w:t>three</w:t>
+      </w:r>
+      <w:r>
+        <w:rPr>
+          <w:b w:val="0"/>
+          <w:i w:val="0"/>
+        </w:rPr>
+        <w:t xml:space="preserve"> errors. Identify each error and write the corrected line. </w:t>
       </w:r>
       <w:r>
         <w:rPr>
@@ -780,7 +859,47 @@
           <w:b w:val="0"/>
           <w:i/>
         </w:rPr>
-        <w:t>(AO2)</w:t>
+        <w:t>(AO2/AO3)</w:t>
+      </w:r>
+    </w:p>
+    <w:p>
+      <w:pPr>
+        <w:shd w:fill="F2F2F2"/>
+      </w:pPr>
+      <w:r>
+        <w:rPr>
+          <w:rFonts w:ascii="Consolas" w:hAnsi="Consolas"/>
+          <w:sz w:val="18"/>
+        </w:rPr>
+        <w:t>function binarySearch(numbers, target)</w:t>
+        <w:br/>
+        <w:t xml:space="preserve">    low = 0</w:t>
+        <w:br/>
+        <w:t xml:space="preserve">    high = 8</w:t>
+        <w:br/>
+        <w:t xml:space="preserve">    while low &lt; high</w:t>
+        <w:br/>
+        <w:t xml:space="preserve">        mid = (low + high) DIV 2</w:t>
+        <w:br/>
+        <w:t xml:space="preserve">        if numbers[mid] == target then</w:t>
+        <w:br/>
+        <w:t xml:space="preserve">            return mid</w:t>
+        <w:br/>
+        <w:t xml:space="preserve">        elseif numbers[mid] &lt; target then</w:t>
+        <w:br/>
+        <w:t xml:space="preserve">            low = mid</w:t>
+        <w:br/>
+        <w:t xml:space="preserve">        else</w:t>
+        <w:br/>
+        <w:t xml:space="preserve">            high = mid</w:t>
+        <w:br/>
+        <w:t xml:space="preserve">        endif</w:t>
+        <w:br/>
+        <w:t xml:space="preserve">    endwhile</w:t>
+        <w:br/>
+        <w:t xml:space="preserve">    return -1</w:t>
+        <w:br/>
+        <w:t>endfunction</w:t>
       </w:r>
     </w:p>
     <w:tbl>
@@ -809,267 +928,6 @@
       </w:tr>
     </w:tbl>
     <w:p/>
-    <w:tbl>
-      <w:tblPr>
-        <w:tblStyle w:val="TableGrid"/>
-        <w:tblW w:type="auto" w:w="0"/>
-        <w:tblLook w:firstColumn="1" w:firstRow="1" w:lastColumn="0" w:lastRow="0" w:noHBand="0" w:noVBand="1" w:val="04A0"/>
-      </w:tblPr>
-      <w:tblGrid>
-        <w:gridCol w:w="1440"/>
-        <w:gridCol w:w="1440"/>
-        <w:gridCol w:w="1440"/>
-        <w:gridCol w:w="1440"/>
-        <w:gridCol w:w="1440"/>
-        <w:gridCol w:w="1440"/>
-      </w:tblGrid>
-      <w:tr>
-        <w:tc>
-          <w:tcPr>
-            <w:tcW w:type="dxa" w:w="1440"/>
-            <w:shd w:fill="D9E2F3"/>
-          </w:tcPr>
-          <w:p>
-            <w:r>
-              <w:rPr>
-                <w:b/>
-              </w:rPr>
-            </w:r>
-            <w:r>
-              <w:rPr>
-                <w:b/>
-                <w:i w:val="0"/>
-              </w:rPr>
-              <w:t>Step</w:t>
-            </w:r>
-          </w:p>
-        </w:tc>
-        <w:tc>
-          <w:tcPr>
-            <w:tcW w:type="dxa" w:w="1440"/>
-            <w:shd w:fill="D9E2F3"/>
-          </w:tcPr>
-          <w:p>
-            <w:r>
-              <w:rPr>
-                <w:b/>
-              </w:rPr>
-            </w:r>
-            <w:r>
-              <w:rPr>
-                <w:b/>
-                <w:i w:val="0"/>
-              </w:rPr>
-              <w:t>low</w:t>
-            </w:r>
-          </w:p>
-        </w:tc>
-        <w:tc>
-          <w:tcPr>
-            <w:tcW w:type="dxa" w:w="1440"/>
-            <w:shd w:fill="D9E2F3"/>
-          </w:tcPr>
-          <w:p>
-            <w:r>
-              <w:rPr>
-                <w:b/>
-              </w:rPr>
-            </w:r>
-            <w:r>
-              <w:rPr>
-                <w:b/>
-                <w:i w:val="0"/>
-              </w:rPr>
-              <w:t>high</w:t>
-            </w:r>
-          </w:p>
-        </w:tc>
-        <w:tc>
-          <w:tcPr>
-            <w:tcW w:type="dxa" w:w="1440"/>
-            <w:shd w:fill="D9E2F3"/>
-          </w:tcPr>
-          <w:p>
-            <w:r>
-              <w:rPr>
-                <w:b/>
-              </w:rPr>
-            </w:r>
-            <w:r>
-              <w:rPr>
-                <w:b/>
-                <w:i w:val="0"/>
-              </w:rPr>
-              <w:t>mid (index)</w:t>
-            </w:r>
-          </w:p>
-        </w:tc>
-        <w:tc>
-          <w:tcPr>
-            <w:tcW w:type="dxa" w:w="1440"/>
-            <w:shd w:fill="D9E2F3"/>
-          </w:tcPr>
-          <w:p>
-            <w:r>
-              <w:rPr>
-                <w:b/>
-              </w:rPr>
-            </w:r>
-            <w:r>
-              <w:rPr>
-                <w:b/>
-                <w:i w:val="0"/>
-              </w:rPr>
-              <w:t>value at mid</w:t>
-            </w:r>
-          </w:p>
-        </w:tc>
-        <w:tc>
-          <w:tcPr>
-            <w:tcW w:type="dxa" w:w="1440"/>
-            <w:shd w:fill="D9E2F3"/>
-          </w:tcPr>
-          <w:p>
-            <w:r>
-              <w:rPr>
-                <w:b/>
-              </w:rPr>
-            </w:r>
-            <w:r>
-              <w:rPr>
-                <w:b/>
-                <w:i w:val="0"/>
-              </w:rPr>
-              <w:t>&lt; = &gt; target?</w:t>
-            </w:r>
-          </w:p>
-        </w:tc>
-      </w:tr>
-      <w:tr>
-        <w:tc>
-          <w:tcPr>
-            <w:tcW w:type="dxa" w:w="1440"/>
-          </w:tcPr>
-          <w:p>
-            <w:r/>
-            <w:r>
-              <w:rPr>
-                <w:b w:val="0"/>
-                <w:i w:val="0"/>
-              </w:rPr>
-              <w:t>1</w:t>
-            </w:r>
-          </w:p>
-        </w:tc>
-        <w:tc>
-          <w:tcPr>
-            <w:tcW w:type="dxa" w:w="1440"/>
-          </w:tcPr>
-          <w:p>
-            <w:r/>
-          </w:p>
-        </w:tc>
-        <w:tc>
-          <w:tcPr>
-            <w:tcW w:type="dxa" w:w="1440"/>
-          </w:tcPr>
-          <w:p>
-            <w:r/>
-          </w:p>
-        </w:tc>
-        <w:tc>
-          <w:tcPr>
-            <w:tcW w:type="dxa" w:w="1440"/>
-          </w:tcPr>
-          <w:p>
-            <w:r/>
-          </w:p>
-        </w:tc>
-        <w:tc>
-          <w:tcPr>
-            <w:tcW w:type="dxa" w:w="1440"/>
-          </w:tcPr>
-          <w:p>
-            <w:r/>
-          </w:p>
-        </w:tc>
-        <w:tc>
-          <w:tcPr>
-            <w:tcW w:type="dxa" w:w="1440"/>
-          </w:tcPr>
-          <w:p>
-            <w:r/>
-          </w:p>
-        </w:tc>
-      </w:tr>
-      <w:tr>
-        <w:tc>
-          <w:tcPr>
-            <w:tcW w:type="dxa" w:w="1440"/>
-          </w:tcPr>
-          <w:p>
-            <w:r/>
-            <w:r>
-              <w:rPr>
-                <w:b w:val="0"/>
-                <w:i w:val="0"/>
-              </w:rPr>
-              <w:t>2</w:t>
-            </w:r>
-          </w:p>
-        </w:tc>
-        <w:tc>
-          <w:tcPr>
-            <w:tcW w:type="dxa" w:w="1440"/>
-          </w:tcPr>
-          <w:p>
-            <w:r/>
-          </w:p>
-        </w:tc>
-        <w:tc>
-          <w:tcPr>
-            <w:tcW w:type="dxa" w:w="1440"/>
-          </w:tcPr>
-          <w:p>
-            <w:r/>
-          </w:p>
-        </w:tc>
-        <w:tc>
-          <w:tcPr>
-            <w:tcW w:type="dxa" w:w="1440"/>
-          </w:tcPr>
-          <w:p>
-            <w:r/>
-          </w:p>
-        </w:tc>
-        <w:tc>
-          <w:tcPr>
-            <w:tcW w:type="dxa" w:w="1440"/>
-          </w:tcPr>
-          <w:p>
-            <w:r/>
-          </w:p>
-        </w:tc>
-        <w:tc>
-          <w:tcPr>
-            <w:tcW w:type="dxa" w:w="1440"/>
-          </w:tcPr>
-          <w:p>
-            <w:r/>
-          </w:p>
-        </w:tc>
-      </w:tr>
-    </w:tbl>
-    <w:p/>
-    <w:p>
-      <w:r>
-        <w:rPr>
-          <w:b w:val="0"/>
-          <w:i w:val="0"/>
-        </w:rPr>
-        <w:t>State the result: ________________________</w:t>
-      </w:r>
-    </w:p>
     <w:p>
       <w:r>
         <w:rPr>
@@ -1083,7 +941,28 @@
           <w:b w:val="0"/>
           <w:i w:val="0"/>
         </w:rPr>
-        <w:t xml:space="preserve"> Consider the binary search tree below.</w:t>
+        <w:t xml:space="preserve"> Consider the binary search tree below. Write the letter of the correct output order in the Match column for each traversal. One output order is not needed. </w:t>
+      </w:r>
+      <w:r>
+        <w:rPr>
+          <w:b/>
+          <w:i w:val="0"/>
+        </w:rPr>
+        <w:t>[2]</w:t>
+      </w:r>
+      <w:r>
+        <w:rPr>
+          <w:b w:val="0"/>
+          <w:i w:val="0"/>
+        </w:rPr>
+        <w:t xml:space="preserve"> </w:t>
+      </w:r>
+      <w:r>
+        <w:rPr>
+          <w:b w:val="0"/>
+          <w:i/>
+        </w:rPr>
+        <w:t>(AO2)</w:t>
       </w:r>
     </w:p>
     <w:p>
@@ -1106,34 +985,368 @@
         <w:t xml:space="preserve">      20   45 60   90</w:t>
       </w:r>
     </w:p>
+    <w:tbl>
+      <w:tblPr>
+        <w:tblStyle w:val="TableGrid"/>
+        <w:tblW w:type="auto" w:w="0"/>
+        <w:tblLook w:firstColumn="1" w:firstRow="1" w:lastColumn="0" w:lastRow="0" w:noHBand="0" w:noVBand="1" w:val="04A0"/>
+      </w:tblPr>
+      <w:tblGrid>
+        <w:gridCol w:w="4320"/>
+        <w:gridCol w:w="4320"/>
+      </w:tblGrid>
+      <w:tr>
+        <w:tc>
+          <w:tcPr>
+            <w:tcW w:type="dxa" w:w="4320"/>
+            <w:shd w:fill="D9E2F3"/>
+          </w:tcPr>
+          <w:p>
+            <w:r>
+              <w:rPr>
+                <w:b/>
+              </w:rPr>
+            </w:r>
+            <w:r>
+              <w:rPr>
+                <w:b/>
+                <w:i w:val="0"/>
+              </w:rPr>
+              <w:t>Traversal</w:t>
+            </w:r>
+          </w:p>
+        </w:tc>
+        <w:tc>
+          <w:tcPr>
+            <w:tcW w:type="dxa" w:w="4320"/>
+            <w:shd w:fill="D9E2F3"/>
+          </w:tcPr>
+          <w:p>
+            <w:r>
+              <w:rPr>
+                <w:b/>
+              </w:rPr>
+            </w:r>
+            <w:r>
+              <w:rPr>
+                <w:b/>
+                <w:i w:val="0"/>
+              </w:rPr>
+              <w:t>Match</w:t>
+            </w:r>
+          </w:p>
+        </w:tc>
+      </w:tr>
+      <w:tr>
+        <w:tc>
+          <w:tcPr>
+            <w:tcW w:type="dxa" w:w="4320"/>
+          </w:tcPr>
+          <w:p>
+            <w:r/>
+            <w:r>
+              <w:rPr>
+                <w:b w:val="0"/>
+                <w:i w:val="0"/>
+              </w:rPr>
+              <w:t>Depth-first (post-order)</w:t>
+            </w:r>
+          </w:p>
+        </w:tc>
+        <w:tc>
+          <w:tcPr>
+            <w:tcW w:type="dxa" w:w="4320"/>
+          </w:tcPr>
+          <w:p>
+            <w:r/>
+          </w:p>
+        </w:tc>
+      </w:tr>
+      <w:tr>
+        <w:tc>
+          <w:tcPr>
+            <w:tcW w:type="dxa" w:w="4320"/>
+          </w:tcPr>
+          <w:p>
+            <w:r/>
+            <w:r>
+              <w:rPr>
+                <w:b w:val="0"/>
+                <w:i w:val="0"/>
+              </w:rPr>
+              <w:t>Breadth-first</w:t>
+            </w:r>
+          </w:p>
+        </w:tc>
+        <w:tc>
+          <w:tcPr>
+            <w:tcW w:type="dxa" w:w="4320"/>
+          </w:tcPr>
+          <w:p>
+            <w:r/>
+          </w:p>
+        </w:tc>
+      </w:tr>
+      <w:tr>
+        <w:tc>
+          <w:tcPr>
+            <w:tcW w:type="dxa" w:w="4320"/>
+          </w:tcPr>
+          <w:p>
+            <w:r/>
+            <w:r>
+              <w:rPr>
+                <w:b w:val="0"/>
+                <w:i w:val="0"/>
+              </w:rPr>
+              <w:t>In-order (left subtree → node → right subtree)</w:t>
+            </w:r>
+          </w:p>
+        </w:tc>
+        <w:tc>
+          <w:tcPr>
+            <w:tcW w:type="dxa" w:w="4320"/>
+          </w:tcPr>
+          <w:p>
+            <w:r/>
+          </w:p>
+        </w:tc>
+      </w:tr>
+    </w:tbl>
+    <w:p/>
+    <w:tbl>
+      <w:tblPr>
+        <w:tblStyle w:val="TableGrid"/>
+        <w:tblW w:type="auto" w:w="0"/>
+        <w:tblLook w:firstColumn="1" w:firstRow="1" w:lastColumn="0" w:lastRow="0" w:noHBand="0" w:noVBand="1" w:val="04A0"/>
+      </w:tblPr>
+      <w:tblGrid>
+        <w:gridCol w:w="4320"/>
+        <w:gridCol w:w="4320"/>
+      </w:tblGrid>
+      <w:tr>
+        <w:tc>
+          <w:tcPr>
+            <w:tcW w:type="dxa" w:w="4320"/>
+            <w:shd w:fill="D9E2F3"/>
+          </w:tcPr>
+          <w:p>
+            <w:r>
+              <w:rPr>
+                <w:b/>
+              </w:rPr>
+            </w:r>
+            <w:r>
+              <w:rPr>
+                <w:b/>
+                <w:i w:val="0"/>
+              </w:rPr>
+              <w:t>Letter</w:t>
+            </w:r>
+          </w:p>
+        </w:tc>
+        <w:tc>
+          <w:tcPr>
+            <w:tcW w:type="dxa" w:w="4320"/>
+            <w:shd w:fill="D9E2F3"/>
+          </w:tcPr>
+          <w:p>
+            <w:r>
+              <w:rPr>
+                <w:b/>
+              </w:rPr>
+            </w:r>
+            <w:r>
+              <w:rPr>
+                <w:b/>
+                <w:i w:val="0"/>
+              </w:rPr>
+              <w:t>Output order</w:t>
+            </w:r>
+          </w:p>
+        </w:tc>
+      </w:tr>
+      <w:tr>
+        <w:tc>
+          <w:tcPr>
+            <w:tcW w:type="dxa" w:w="4320"/>
+          </w:tcPr>
+          <w:p>
+            <w:r/>
+            <w:r>
+              <w:rPr>
+                <w:b w:val="0"/>
+                <w:i w:val="0"/>
+              </w:rPr>
+              <w:t>A</w:t>
+            </w:r>
+          </w:p>
+        </w:tc>
+        <w:tc>
+          <w:tcPr>
+            <w:tcW w:type="dxa" w:w="4320"/>
+          </w:tcPr>
+          <w:p>
+            <w:r/>
+            <w:r>
+              <w:rPr>
+                <w:b w:val="0"/>
+                <w:i w:val="0"/>
+              </w:rPr>
+              <w:t>55, 32, 20, 45, 78, 60, 90</w:t>
+            </w:r>
+          </w:p>
+        </w:tc>
+      </w:tr>
+      <w:tr>
+        <w:tc>
+          <w:tcPr>
+            <w:tcW w:type="dxa" w:w="4320"/>
+          </w:tcPr>
+          <w:p>
+            <w:r/>
+            <w:r>
+              <w:rPr>
+                <w:b w:val="0"/>
+                <w:i w:val="0"/>
+              </w:rPr>
+              <w:t>B</w:t>
+            </w:r>
+          </w:p>
+        </w:tc>
+        <w:tc>
+          <w:tcPr>
+            <w:tcW w:type="dxa" w:w="4320"/>
+          </w:tcPr>
+          <w:p>
+            <w:r/>
+            <w:r>
+              <w:rPr>
+                <w:b w:val="0"/>
+                <w:i w:val="0"/>
+              </w:rPr>
+              <w:t>20, 45, 32, 60, 90, 78, 55</w:t>
+            </w:r>
+          </w:p>
+        </w:tc>
+      </w:tr>
+      <w:tr>
+        <w:tc>
+          <w:tcPr>
+            <w:tcW w:type="dxa" w:w="4320"/>
+          </w:tcPr>
+          <w:p>
+            <w:r/>
+            <w:r>
+              <w:rPr>
+                <w:b w:val="0"/>
+                <w:i w:val="0"/>
+              </w:rPr>
+              <w:t>C</w:t>
+            </w:r>
+          </w:p>
+        </w:tc>
+        <w:tc>
+          <w:tcPr>
+            <w:tcW w:type="dxa" w:w="4320"/>
+          </w:tcPr>
+          <w:p>
+            <w:r/>
+            <w:r>
+              <w:rPr>
+                <w:b w:val="0"/>
+                <w:i w:val="0"/>
+              </w:rPr>
+              <w:t>20, 32, 45, 55, 60, 78, 90</w:t>
+            </w:r>
+          </w:p>
+        </w:tc>
+      </w:tr>
+      <w:tr>
+        <w:tc>
+          <w:tcPr>
+            <w:tcW w:type="dxa" w:w="4320"/>
+          </w:tcPr>
+          <w:p>
+            <w:r/>
+            <w:r>
+              <w:rPr>
+                <w:b w:val="0"/>
+                <w:i w:val="0"/>
+              </w:rPr>
+              <w:t>D</w:t>
+            </w:r>
+          </w:p>
+        </w:tc>
+        <w:tc>
+          <w:tcPr>
+            <w:tcW w:type="dxa" w:w="4320"/>
+          </w:tcPr>
+          <w:p>
+            <w:r/>
+            <w:r>
+              <w:rPr>
+                <w:b w:val="0"/>
+                <w:i w:val="0"/>
+              </w:rPr>
+              <w:t>55, 32, 78, 20, 45, 60, 90</w:t>
+            </w:r>
+          </w:p>
+        </w:tc>
+      </w:tr>
+    </w:tbl>
+    <w:p/>
     <w:p>
+      <w:r>
+        <w:rPr>
+          <w:b/>
+          <w:i w:val="0"/>
+        </w:rPr>
+        <w:t>5.</w:t>
+      </w:r>
       <w:r>
         <w:rPr>
           <w:b w:val="0"/>
           <w:i w:val="0"/>
         </w:rPr>
-        <w:t xml:space="preserve">(a) Write the order in which the nodes are output by a </w:t>
+        <w:t xml:space="preserve"> A </w:t>
       </w:r>
       <w:r>
         <w:rPr>
           <w:b/>
           <w:i w:val="0"/>
         </w:rPr>
-        <w:t>depth-first (post-order)</w:t>
+        <w:t>merge sort</w:t>
       </w:r>
       <w:r>
         <w:rPr>
           <w:b w:val="0"/>
           <w:i w:val="0"/>
         </w:rPr>
-        <w:t xml:space="preserve"> traversal. </w:t>
+        <w:t xml:space="preserve"> is performed on the list </w:t>
+      </w:r>
+      <w:r>
+        <w:rPr>
+          <w:rFonts w:ascii="Consolas" w:hAnsi="Consolas"/>
+          <w:b w:val="0"/>
+          <w:i w:val="0"/>
+          <w:sz w:val="19"/>
+        </w:rPr>
+        <w:t>[8, 3, 5, 2]</w:t>
+      </w:r>
+      <w:r>
+        <w:rPr>
+          <w:b w:val="0"/>
+          <w:i w:val="0"/>
+        </w:rPr>
+        <w:t xml:space="preserve">. The five steps below are listed out of order. Number them 1–5. </w:t>
       </w:r>
       <w:r>
         <w:rPr>
           <w:b/>
           <w:i w:val="0"/>
         </w:rPr>
-        <w:t>[1]</w:t>
+        <w:t>[2]</w:t>
       </w:r>
       <w:r>
         <w:rPr>
@@ -1157,193 +1370,185 @@
         <w:tblLook w:firstColumn="1" w:firstRow="1" w:lastColumn="0" w:lastRow="0" w:noHBand="0" w:noVBand="1" w:val="04A0"/>
       </w:tblPr>
       <w:tblGrid>
-        <w:gridCol w:w="8640"/>
+        <w:gridCol w:w="4320"/>
+        <w:gridCol w:w="4320"/>
       </w:tblGrid>
       <w:tr>
-        <w:trPr>
-          <w:trHeight w:val="680" w:hRule="atLeast"/>
-        </w:trPr>
         <w:tc>
           <w:tcPr>
-            <w:tcW w:type="dxa" w:w="8640"/>
+            <w:tcW w:type="dxa" w:w="4320"/>
+            <w:shd w:fill="D9E2F3"/>
           </w:tcPr>
           <w:p>
-            <w:pPr>
-              <w:spacing w:before="40"/>
-            </w:pPr>
+            <w:r>
+              <w:rPr>
+                <w:b/>
+              </w:rPr>
+            </w:r>
+            <w:r>
+              <w:rPr>
+                <w:b/>
+                <w:i w:val="0"/>
+              </w:rPr>
+              <w:t>Step</w:t>
+            </w:r>
+          </w:p>
+        </w:tc>
+        <w:tc>
+          <w:tcPr>
+            <w:tcW w:type="dxa" w:w="4320"/>
+            <w:shd w:fill="D9E2F3"/>
+          </w:tcPr>
+          <w:p>
+            <w:r>
+              <w:rPr>
+                <w:b/>
+              </w:rPr>
+            </w:r>
+            <w:r>
+              <w:rPr>
+                <w:b/>
+                <w:i w:val="0"/>
+              </w:rPr>
+              <w:t>Order (1–5)</w:t>
+            </w:r>
+          </w:p>
+        </w:tc>
+      </w:tr>
+      <w:tr>
+        <w:tc>
+          <w:tcPr>
+            <w:tcW w:type="dxa" w:w="4320"/>
+          </w:tcPr>
+          <w:p>
+            <w:r/>
+            <w:r>
+              <w:rPr>
+                <w:b w:val="0"/>
+                <w:i w:val="0"/>
+              </w:rPr>
+              <w:t>Merge [3, 8] and [2, 5] to give [2, 3, 5, 8]</w:t>
+            </w:r>
+          </w:p>
+        </w:tc>
+        <w:tc>
+          <w:tcPr>
+            <w:tcW w:type="dxa" w:w="4320"/>
+          </w:tcPr>
+          <w:p>
+            <w:r/>
+          </w:p>
+        </w:tc>
+      </w:tr>
+      <w:tr>
+        <w:tc>
+          <w:tcPr>
+            <w:tcW w:type="dxa" w:w="4320"/>
+          </w:tcPr>
+          <w:p>
+            <w:r/>
+            <w:r>
+              <w:rPr>
+                <w:b w:val="0"/>
+                <w:i w:val="0"/>
+              </w:rPr>
+              <w:t>Split [8, 3, 5, 2] into [8, 3] and [5, 2]</w:t>
+            </w:r>
+          </w:p>
+        </w:tc>
+        <w:tc>
+          <w:tcPr>
+            <w:tcW w:type="dxa" w:w="4320"/>
+          </w:tcPr>
+          <w:p>
+            <w:r/>
+          </w:p>
+        </w:tc>
+      </w:tr>
+      <w:tr>
+        <w:tc>
+          <w:tcPr>
+            <w:tcW w:type="dxa" w:w="4320"/>
+          </w:tcPr>
+          <w:p>
+            <w:r/>
+            <w:r>
+              <w:rPr>
+                <w:b w:val="0"/>
+                <w:i w:val="0"/>
+              </w:rPr>
+              <w:t>Merge [8] and [3] to give [3, 8]</w:t>
+            </w:r>
+          </w:p>
+        </w:tc>
+        <w:tc>
+          <w:tcPr>
+            <w:tcW w:type="dxa" w:w="4320"/>
+          </w:tcPr>
+          <w:p>
+            <w:r/>
+          </w:p>
+        </w:tc>
+      </w:tr>
+      <w:tr>
+        <w:tc>
+          <w:tcPr>
+            <w:tcW w:type="dxa" w:w="4320"/>
+          </w:tcPr>
+          <w:p>
+            <w:r/>
+            <w:r>
+              <w:rPr>
+                <w:b w:val="0"/>
+                <w:i w:val="0"/>
+              </w:rPr>
+              <w:t>Split [8, 3] and [5, 2] into the single-item lists [8], [3], [5], [2]</w:t>
+            </w:r>
+          </w:p>
+        </w:tc>
+        <w:tc>
+          <w:tcPr>
+            <w:tcW w:type="dxa" w:w="4320"/>
+          </w:tcPr>
+          <w:p>
+            <w:r/>
+          </w:p>
+        </w:tc>
+      </w:tr>
+      <w:tr>
+        <w:tc>
+          <w:tcPr>
+            <w:tcW w:type="dxa" w:w="4320"/>
+          </w:tcPr>
+          <w:p>
+            <w:r/>
+            <w:r>
+              <w:rPr>
+                <w:b w:val="0"/>
+                <w:i w:val="0"/>
+              </w:rPr>
+              <w:t>Merge [5] and [2] to give [2, 5]</w:t>
+            </w:r>
+          </w:p>
+        </w:tc>
+        <w:tc>
+          <w:tcPr>
+            <w:tcW w:type="dxa" w:w="4320"/>
+          </w:tcPr>
+          <w:p>
+            <w:r/>
           </w:p>
         </w:tc>
       </w:tr>
     </w:tbl>
     <w:p/>
     <w:p>
-      <w:pPr>
-        <w:pBdr>
-          <w:bottom w:val="single" w:sz="6" w:space="1" w:color="AAAAAA"/>
-        </w:pBdr>
-      </w:pPr>
-    </w:p>
-    <w:p>
-      <w:r>
-        <w:rPr>
-          <w:b w:val="0"/>
-          <w:i w:val="0"/>
-        </w:rPr>
-        <w:t xml:space="preserve">(b) Write the order in which the nodes are visited by a </w:t>
-      </w:r>
       <w:r>
         <w:rPr>
           <w:b/>
           <w:i w:val="0"/>
         </w:rPr>
-        <w:t>breadth-first</w:t>
-      </w:r>
-      <w:r>
-        <w:rPr>
-          <w:b w:val="0"/>
-          <w:i w:val="0"/>
-        </w:rPr>
-        <w:t xml:space="preserve"> traversal. </w:t>
-      </w:r>
-      <w:r>
-        <w:rPr>
-          <w:b/>
-          <w:i w:val="0"/>
-        </w:rPr>
-        <w:t>[1]</w:t>
-      </w:r>
-      <w:r>
-        <w:rPr>
-          <w:b w:val="0"/>
-          <w:i w:val="0"/>
-        </w:rPr>
-        <w:t xml:space="preserve"> </w:t>
-      </w:r>
-      <w:r>
-        <w:rPr>
-          <w:b w:val="0"/>
-          <w:i/>
-        </w:rPr>
-        <w:t>(AO2)</w:t>
-      </w:r>
-    </w:p>
-    <w:tbl>
-      <w:tblPr>
-        <w:tblStyle w:val="TableGrid"/>
-        <w:tblW w:type="auto" w:w="0"/>
-        <w:tblLook w:firstColumn="1" w:firstRow="1" w:lastColumn="0" w:lastRow="0" w:noHBand="0" w:noVBand="1" w:val="04A0"/>
-      </w:tblPr>
-      <w:tblGrid>
-        <w:gridCol w:w="8640"/>
-      </w:tblGrid>
-      <w:tr>
-        <w:trPr>
-          <w:trHeight w:val="680" w:hRule="atLeast"/>
-        </w:trPr>
-        <w:tc>
-          <w:tcPr>
-            <w:tcW w:type="dxa" w:w="8640"/>
-          </w:tcPr>
-          <w:p>
-            <w:pPr>
-              <w:spacing w:before="40"/>
-            </w:pPr>
-          </w:p>
-        </w:tc>
-      </w:tr>
-    </w:tbl>
-    <w:p/>
-    <w:p>
-      <w:pPr>
-        <w:pBdr>
-          <w:bottom w:val="single" w:sz="6" w:space="1" w:color="AAAAAA"/>
-        </w:pBdr>
-      </w:pPr>
-    </w:p>
-    <w:p>
-      <w:r>
-        <w:rPr>
-          <w:b w:val="0"/>
-          <w:i w:val="0"/>
-        </w:rPr>
-        <w:t xml:space="preserve">(c) An </w:t>
-      </w:r>
-      <w:r>
-        <w:rPr>
-          <w:b/>
-          <w:i w:val="0"/>
-        </w:rPr>
-        <w:t>in-order</w:t>
-      </w:r>
-      <w:r>
-        <w:rPr>
-          <w:b w:val="0"/>
-          <w:i w:val="0"/>
-        </w:rPr>
-        <w:t xml:space="preserve"> traversal (left subtree → node → right subtree) is applied to this tree. State the property of the output that makes this traversal useful for a binary search tree. </w:t>
-      </w:r>
-      <w:r>
-        <w:rPr>
-          <w:b/>
-          <w:i w:val="0"/>
-        </w:rPr>
-        <w:t>[1]</w:t>
-      </w:r>
-      <w:r>
-        <w:rPr>
-          <w:b w:val="0"/>
-          <w:i w:val="0"/>
-        </w:rPr>
-        <w:t xml:space="preserve"> </w:t>
-      </w:r>
-      <w:r>
-        <w:rPr>
-          <w:b w:val="0"/>
-          <w:i/>
-        </w:rPr>
-        <w:t>(AO1)</w:t>
-      </w:r>
-    </w:p>
-    <w:tbl>
-      <w:tblPr>
-        <w:tblStyle w:val="TableGrid"/>
-        <w:tblW w:type="auto" w:w="0"/>
-        <w:tblLook w:firstColumn="1" w:firstRow="1" w:lastColumn="0" w:lastRow="0" w:noHBand="0" w:noVBand="1" w:val="04A0"/>
-      </w:tblPr>
-      <w:tblGrid>
-        <w:gridCol w:w="8640"/>
-      </w:tblGrid>
-      <w:tr>
-        <w:trPr>
-          <w:trHeight w:val="680" w:hRule="atLeast"/>
-        </w:trPr>
-        <w:tc>
-          <w:tcPr>
-            <w:tcW w:type="dxa" w:w="8640"/>
-          </w:tcPr>
-          <w:p>
-            <w:pPr>
-              <w:spacing w:before="40"/>
-            </w:pPr>
-          </w:p>
-        </w:tc>
-      </w:tr>
-    </w:tbl>
-    <w:p/>
-    <w:p>
-      <w:pPr>
-        <w:pBdr>
-          <w:bottom w:val="single" w:sz="6" w:space="1" w:color="AAAAAA"/>
-        </w:pBdr>
-      </w:pPr>
-    </w:p>
-    <w:p>
-      <w:r>
-        <w:rPr>
-          <w:b/>
-          <w:i w:val="0"/>
-        </w:rPr>
-        <w:t>5.</w:t>
+        <w:t>6.</w:t>
       </w:r>
       <w:r>
         <w:rPr>
@@ -1419,14 +1624,14 @@
           <w:b w:val="0"/>
           <w:i w:val="0"/>
         </w:rPr>
-        <w:t xml:space="preserve"> from A. </w:t>
+        <w:t xml:space="preserve"> from A. Show your working. </w:t>
       </w:r>
       <w:r>
         <w:rPr>
           <w:b/>
           <w:i w:val="0"/>
         </w:rPr>
-        <w:t>[3]</w:t>
+        <w:t>[2]</w:t>
       </w:r>
       <w:r>
         <w:rPr>
@@ -1443,32 +1648,6 @@
         <w:t>(AO2)</w:t>
       </w:r>
     </w:p>
-    <w:tbl>
-      <w:tblPr>
-        <w:tblStyle w:val="TableGrid"/>
-        <w:tblW w:type="auto" w:w="0"/>
-        <w:tblLook w:firstColumn="1" w:firstRow="1" w:lastColumn="0" w:lastRow="0" w:noHBand="0" w:noVBand="1" w:val="04A0"/>
-      </w:tblPr>
-      <w:tblGrid>
-        <w:gridCol w:w="8640"/>
-      </w:tblGrid>
-      <w:tr>
-        <w:trPr>
-          <w:trHeight w:val="1360" w:hRule="atLeast"/>
-        </w:trPr>
-        <w:tc>
-          <w:tcPr>
-            <w:tcW w:type="dxa" w:w="8640"/>
-          </w:tcPr>
-          <w:p>
-            <w:pPr>
-              <w:spacing w:before="40"/>
-            </w:pPr>
-          </w:p>
-        </w:tc>
-      </w:tr>
-    </w:tbl>
-    <w:p/>
     <w:tbl>
       <w:tblPr>
         <w:tblStyle w:val="TableGrid"/>
@@ -1741,7 +1920,7 @@
           <w:b/>
           <w:i w:val="0"/>
         </w:rPr>
-        <w:t>6.</w:t>
+        <w:t>7.</w:t>
       </w:r>
       <w:r>
         <w:rPr>
@@ -1827,26 +2006,12 @@
     </w:tbl>
     <w:p/>
     <w:p>
-      <w:pPr>
-        <w:pBdr>
-          <w:bottom w:val="single" w:sz="6" w:space="1" w:color="AAAAAA"/>
-        </w:pBdr>
-      </w:pPr>
-    </w:p>
-    <w:p>
-      <w:pPr>
-        <w:pBdr>
-          <w:bottom w:val="single" w:sz="6" w:space="1" w:color="AAAAAA"/>
-        </w:pBdr>
-      </w:pPr>
-    </w:p>
-    <w:p>
       <w:r>
         <w:rPr>
           <w:b/>
           <w:i w:val="0"/>
         </w:rPr>
-        <w:t>7.</w:t>
+        <w:t>8.</w:t>
       </w:r>
       <w:r>
         <w:rPr>
@@ -1960,26 +2125,12 @@
     </w:tbl>
     <w:p/>
     <w:p>
-      <w:pPr>
-        <w:pBdr>
-          <w:bottom w:val="single" w:sz="6" w:space="1" w:color="AAAAAA"/>
-        </w:pBdr>
-      </w:pPr>
-    </w:p>
-    <w:p>
-      <w:pPr>
-        <w:pBdr>
-          <w:bottom w:val="single" w:sz="6" w:space="1" w:color="AAAAAA"/>
-        </w:pBdr>
-      </w:pPr>
-    </w:p>
-    <w:p>
       <w:r>
         <w:rPr>
           <w:b/>
           <w:i w:val="0"/>
         </w:rPr>
-        <w:t>8.</w:t>
+        <w:t>9.</w:t>
       </w:r>
       <w:r>
         <w:rPr>
@@ -2080,20 +2231,6 @@
     <w:p/>
     <w:p>
       <w:pPr>
-        <w:pBdr>
-          <w:bottom w:val="single" w:sz="6" w:space="1" w:color="AAAAAA"/>
-        </w:pBdr>
-      </w:pPr>
-    </w:p>
-    <w:p>
-      <w:pPr>
-        <w:pBdr>
-          <w:bottom w:val="single" w:sz="6" w:space="1" w:color="AAAAAA"/>
-        </w:pBdr>
-      </w:pPr>
-    </w:p>
-    <w:p>
-      <w:pPr>
         <w:pStyle w:val="Heading2"/>
       </w:pPr>
       <w:r>
@@ -2110,7 +2247,7 @@
           <w:b/>
           <w:i w:val="0"/>
         </w:rPr>
-        <w:t>9.</w:t>
+        <w:t>10.</w:t>
       </w:r>
       <w:r>
         <w:rPr>
@@ -2232,41 +2369,6 @@
       </w:tr>
     </w:tbl>
     <w:p/>
-    <w:p>
-      <w:pPr>
-        <w:pBdr>
-          <w:bottom w:val="single" w:sz="6" w:space="1" w:color="AAAAAA"/>
-        </w:pBdr>
-      </w:pPr>
-    </w:p>
-    <w:p>
-      <w:pPr>
-        <w:pBdr>
-          <w:bottom w:val="single" w:sz="6" w:space="1" w:color="AAAAAA"/>
-        </w:pBdr>
-      </w:pPr>
-    </w:p>
-    <w:p>
-      <w:pPr>
-        <w:pBdr>
-          <w:bottom w:val="single" w:sz="6" w:space="1" w:color="AAAAAA"/>
-        </w:pBdr>
-      </w:pPr>
-    </w:p>
-    <w:p>
-      <w:pPr>
-        <w:pBdr>
-          <w:bottom w:val="single" w:sz="6" w:space="1" w:color="AAAAAA"/>
-        </w:pBdr>
-      </w:pPr>
-    </w:p>
-    <w:p>
-      <w:pPr>
-        <w:pBdr>
-          <w:bottom w:val="single" w:sz="6" w:space="1" w:color="AAAAAA"/>
-        </w:pBdr>
-      </w:pPr>
-    </w:p>
     <w:p>
       <w:pPr>
         <w:pBdr>
